--- a/data/psx_example/ps1_answers.docx
+++ b/data/psx_example/ps1_answers.docx
@@ -1,6 +1,6 @@
 
 <file path=word/document.xml><?xml version="1.0" encoding="utf-8"?>
-<w:document xmlns:wpc="http://schemas.microsoft.com/office/word/2010/wordprocessingCanvas" xmlns:mc="http://schemas.openxmlformats.org/markup-compatibility/2006" xmlns:o="urn:schemas-microsoft-com:office:office" xmlns:r="http://schemas.openxmlformats.org/officeDocument/2006/relationships" xmlns:m="http://schemas.openxmlformats.org/officeDocument/2006/math" xmlns:v="urn:schemas-microsoft-com:vml" xmlns:wp14="http://schemas.microsoft.com/office/word/2010/wordprocessingDrawing" xmlns:wp="http://schemas.openxmlformats.org/drawingml/2006/wordprocessingDrawing" xmlns:w10="urn:schemas-microsoft-com:office:word" xmlns:w="http://schemas.openxmlformats.org/wordprocessingml/2006/main" xmlns:w14="http://schemas.microsoft.com/office/word/2010/wordml" xmlns:wpg="http://schemas.microsoft.com/office/word/2010/wordprocessingGroup" xmlns:wpi="http://schemas.microsoft.com/office/word/2010/wordprocessingInk" xmlns:wne="http://schemas.microsoft.com/office/word/2006/wordml" xmlns:wps="http://schemas.microsoft.com/office/word/2010/wordprocessingShape" mc:Ignorable="w14 wp14">
+<w:document xmlns:wpc="http://schemas.microsoft.com/office/word/2010/wordprocessingCanvas" xmlns:cx="http://schemas.microsoft.com/office/drawing/2014/chartex" xmlns:cx1="http://schemas.microsoft.com/office/drawing/2015/9/8/chartex" xmlns:cx2="http://schemas.microsoft.com/office/drawing/2015/10/21/chartex" xmlns:cx3="http://schemas.microsoft.com/office/drawing/2016/5/9/chartex" xmlns:cx4="http://schemas.microsoft.com/office/drawing/2016/5/10/chartex" xmlns:cx5="http://schemas.microsoft.com/office/drawing/2016/5/11/chartex" xmlns:cx6="http://schemas.microsoft.com/office/drawing/2016/5/12/chartex" xmlns:cx7="http://schemas.microsoft.com/office/drawing/2016/5/13/chartex" xmlns:cx8="http://schemas.microsoft.com/office/drawing/2016/5/14/chartex" xmlns:mc="http://schemas.openxmlformats.org/markup-compatibility/2006" xmlns:aink="http://schemas.microsoft.com/office/drawing/2016/ink" xmlns:am3d="http://schemas.microsoft.com/office/drawing/2017/model3d" xmlns:o="urn:schemas-microsoft-com:office:office" xmlns:oel="http://schemas.microsoft.com/office/2019/extlst" xmlns:r="http://schemas.openxmlformats.org/officeDocument/2006/relationships" xmlns:m="http://schemas.openxmlformats.org/officeDocument/2006/math" xmlns:v="urn:schemas-microsoft-com:vml" xmlns:wp14="http://schemas.microsoft.com/office/word/2010/wordprocessingDrawing" xmlns:wp="http://schemas.openxmlformats.org/drawingml/2006/wordprocessingDrawing" xmlns:w10="urn:schemas-microsoft-com:office:word" xmlns:w="http://schemas.openxmlformats.org/wordprocessingml/2006/main" xmlns:w14="http://schemas.microsoft.com/office/word/2010/wordml" xmlns:w15="http://schemas.microsoft.com/office/word/2012/wordml" xmlns:w16cex="http://schemas.microsoft.com/office/word/2018/wordml/cex" xmlns:w16cid="http://schemas.microsoft.com/office/word/2016/wordml/cid" xmlns:w16="http://schemas.microsoft.com/office/word/2018/wordml" xmlns:w16du="http://schemas.microsoft.com/office/word/2023/wordml/word16du" xmlns:w16sdtdh="http://schemas.microsoft.com/office/word/2020/wordml/sdtdatahash" xmlns:w16sdtfl="http://schemas.microsoft.com/office/word/2024/wordml/sdtformatlock" xmlns:w16se="http://schemas.microsoft.com/office/word/2015/wordml/symex" xmlns:wpg="http://schemas.microsoft.com/office/word/2010/wordprocessingGroup" xmlns:wpi="http://schemas.microsoft.com/office/word/2010/wordprocessingInk" xmlns:wne="http://schemas.microsoft.com/office/word/2006/wordml" xmlns:wps="http://schemas.microsoft.com/office/word/2010/wordprocessingShape" mc:Ignorable="w14 w15 w16se w16cid w16 w16cex w16sdtdh w16sdtfl w16du wp14">
   <w:body>
     <w:p>
       <w:pPr>
@@ -37,15 +37,7 @@
         <w:t xml:space="preserve">The flow system is in a valley which </w:t>
       </w:r>
       <w:r>
-        <w:t xml:space="preserve">is 10,000 </w:t>
-      </w:r>
-      <w:proofErr w:type="spellStart"/>
-      <w:r>
-        <w:t>ft</w:t>
-      </w:r>
-      <w:proofErr w:type="spellEnd"/>
-      <w:r>
-        <w:t xml:space="preserve"> wide and 10,500 feet</w:t>
+        <w:t>is 10,000 ft wide and 10,500 feet</w:t>
       </w:r>
       <w:r>
         <w:t xml:space="preserve"> long.  There is an unconfined </w:t>
@@ -75,202 +67,168 @@
         <w:t>a stage or 320</w:t>
       </w:r>
       <w:r>
+        <w:t xml:space="preserve"> ft, which flows s</w:t>
+      </w:r>
+      <w:r>
+        <w:t>outh</w:t>
+      </w:r>
+      <w:r>
+        <w:t xml:space="preserve">. </w:t>
+      </w:r>
+      <w:r>
+        <w:t>On the western boundary there</w:t>
+      </w:r>
+      <w:r>
+        <w:t xml:space="preserve"> is a canal, with a stage of 330</w:t>
+      </w:r>
+      <w:r>
+        <w:t xml:space="preserve"> ft</w:t>
+      </w:r>
+      <w:r>
+        <w:t>.</w:t>
+      </w:r>
+    </w:p>
+    <w:p/>
+    <w:p>
+      <w:r>
+        <w:t>In the upper aquifer, the horizontal conductivity in bo</w:t>
+      </w:r>
+      <w:r>
+        <w:t>th the x and y directions is 50</w:t>
+      </w:r>
+      <w:r>
+        <w:t xml:space="preserve"> ft/d</w:t>
+      </w:r>
+      <w:r>
+        <w:t>, the vertical conductivity is 1</w:t>
+      </w:r>
+      <w:r>
+        <w:t>0 ft/d</w:t>
+      </w:r>
+      <w:r>
+        <w:t>.  The bottom of the upper aquifer is at an elevation of 220 ft. The top is at land surface, which can be specified</w:t>
+      </w:r>
+      <w:r>
         <w:t xml:space="preserve"> </w:t>
       </w:r>
-      <w:proofErr w:type="spellStart"/>
-      <w:r>
-        <w:t>ft</w:t>
-      </w:r>
-      <w:proofErr w:type="spellEnd"/>
-      <w:r>
-        <w:t>, which flows s</w:t>
-      </w:r>
-      <w:r>
-        <w:t>outh</w:t>
+      <w:r>
+        <w:t>as 40</w:t>
+      </w:r>
+      <w:r>
+        <w:t>0 ft.</w:t>
+      </w:r>
+    </w:p>
+    <w:p/>
+    <w:p>
+      <w:r>
+        <w:t>In the silt</w:t>
+      </w:r>
+      <w:r>
+        <w:t xml:space="preserve"> unit, </w:t>
+      </w:r>
+      <w:r>
+        <w:t xml:space="preserve">the horizontal </w:t>
+      </w:r>
+      <w:r>
+        <w:t xml:space="preserve">and vertical </w:t>
+      </w:r>
+      <w:r>
+        <w:t xml:space="preserve">conductivity is </w:t>
+      </w:r>
+      <w:r>
+        <w:t>0.</w:t>
+      </w:r>
+      <w:r>
+        <w:t>0</w:t>
+      </w:r>
+      <w:r>
+        <w:t>1 ft/d</w:t>
+      </w:r>
+      <w:r>
+        <w:t>.  The bottom of the silt layer</w:t>
+      </w:r>
+      <w:r>
+        <w:t xml:space="preserve"> is at 200 ft.</w:t>
+      </w:r>
+    </w:p>
+    <w:p/>
+    <w:p>
+      <w:r>
+        <w:t xml:space="preserve">In the lower aquifer the horizontal conductivity in </w:t>
+      </w:r>
+      <w:r>
+        <w:t>both the x and y directions is 2</w:t>
+      </w:r>
+      <w:r>
+        <w:t>00 ft/d</w:t>
+      </w:r>
+      <w:r>
+        <w:t>, the vertical conductivity is 2</w:t>
+      </w:r>
+      <w:r>
+        <w:t>0 ft/</w:t>
+      </w:r>
+      <w:r>
+        <w:t>d</w:t>
+      </w:r>
+      <w:r>
+        <w:t>.</w:t>
+      </w:r>
+      <w:r>
+        <w:t xml:space="preserve">  The bottom of the lower layer is at 0 ft.</w:t>
+      </w:r>
+    </w:p>
+    <w:p/>
+    <w:p>
+      <w:r>
+        <w:t>S</w:t>
+      </w:r>
+      <w:r>
+        <w:t>imul</w:t>
+      </w:r>
+      <w:r>
+        <w:t>ate groundwater flow</w:t>
+      </w:r>
+      <w:r>
+        <w:t xml:space="preserve"> </w:t>
+      </w:r>
+      <w:r>
+        <w:t xml:space="preserve"> as a steady-state flow system</w:t>
+      </w:r>
+      <w:r>
+        <w:t>. Use 3</w:t>
+      </w:r>
+      <w:r>
+        <w:t xml:space="preserve"> layers, 21</w:t>
+      </w:r>
+      <w:r>
+        <w:t xml:space="preserve"> rows and 20 columns with </w:t>
+      </w:r>
+      <w:r>
+        <w:t xml:space="preserve">a uniform </w:t>
+      </w:r>
+      <w:r>
+        <w:t>horizontal grid spacing of 500 feet</w:t>
+      </w:r>
+      <w:r>
+        <w:t xml:space="preserve"> in each direction</w:t>
       </w:r>
       <w:r>
         <w:t xml:space="preserve">. </w:t>
       </w:r>
       <w:r>
-        <w:t>On the western boundary there</w:t>
-      </w:r>
-      <w:r>
-        <w:t xml:space="preserve"> is a canal, with a stage of 330</w:t>
-      </w:r>
-      <w:r>
-        <w:t xml:space="preserve"> ft</w:t>
-      </w:r>
-      <w:r>
-        <w:t>.</w:t>
-      </w:r>
-    </w:p>
-    <w:p/>
-    <w:p>
-      <w:r>
-        <w:t>In the upper aquifer, the horizontal conductivity in bo</w:t>
-      </w:r>
-      <w:r>
-        <w:t>th the x and y directions is 50</w:t>
-      </w:r>
-      <w:r>
-        <w:t xml:space="preserve"> ft/d</w:t>
-      </w:r>
-      <w:r>
-        <w:t>, the vertical conductivity is 1</w:t>
-      </w:r>
-      <w:r>
-        <w:t xml:space="preserve">0 </w:t>
-      </w:r>
-      <w:proofErr w:type="spellStart"/>
-      <w:r>
-        <w:t>ft</w:t>
-      </w:r>
-      <w:proofErr w:type="spellEnd"/>
-      <w:r>
-        <w:t>/d</w:t>
-      </w:r>
-      <w:r>
-        <w:t>.  The bottom of the upper aquifer is at an elevation of 220 ft. The top is at land surface, which can be specified</w:t>
+        <w:t>The upper aquifer is represente</w:t>
+      </w:r>
+      <w:r>
+        <w:t>d by layer 1, the silt</w:t>
+      </w:r>
+      <w:r>
+        <w:t xml:space="preserve"> is represented by layer 2, and the lower aquifer is represented by layer 3.</w:t>
       </w:r>
       <w:r>
         <w:t xml:space="preserve"> </w:t>
       </w:r>
       <w:r>
-        <w:t>as 40</w:t>
-      </w:r>
-      <w:r>
-        <w:t>0 ft.</w:t>
-      </w:r>
-    </w:p>
-    <w:p/>
-    <w:p>
-      <w:r>
-        <w:t>In the silt</w:t>
-      </w:r>
-      <w:r>
-        <w:t xml:space="preserve"> unit, </w:t>
-      </w:r>
-      <w:r>
-        <w:t xml:space="preserve">the horizontal </w:t>
-      </w:r>
-      <w:r>
-        <w:t xml:space="preserve">and vertical </w:t>
-      </w:r>
-      <w:r>
-        <w:t xml:space="preserve">conductivity is </w:t>
-      </w:r>
-      <w:r>
-        <w:t>0.</w:t>
-      </w:r>
-      <w:r>
-        <w:t>0</w:t>
-      </w:r>
-      <w:r>
-        <w:t xml:space="preserve">1 </w:t>
-      </w:r>
-      <w:proofErr w:type="spellStart"/>
-      <w:r>
-        <w:t>ft</w:t>
-      </w:r>
-      <w:proofErr w:type="spellEnd"/>
-      <w:r>
-        <w:t>/d</w:t>
-      </w:r>
-      <w:r>
-        <w:t>.  The bottom of the silt layer</w:t>
-      </w:r>
-      <w:r>
-        <w:t xml:space="preserve"> is at 200 ft.</w:t>
-      </w:r>
-      <w:bookmarkStart w:id="0" w:name="_GoBack"/>
-      <w:bookmarkEnd w:id="0"/>
-    </w:p>
-    <w:p/>
-    <w:p>
-      <w:r>
-        <w:t xml:space="preserve">In the lower aquifer the horizontal conductivity in </w:t>
-      </w:r>
-      <w:r>
-        <w:t>both the x and y directions is 2</w:t>
-      </w:r>
-      <w:r>
-        <w:t>00 ft/d</w:t>
-      </w:r>
-      <w:r>
-        <w:t>, the vertical conductivity is 2</w:t>
-      </w:r>
-      <w:r>
-        <w:t xml:space="preserve">0 </w:t>
-      </w:r>
-      <w:proofErr w:type="spellStart"/>
-      <w:r>
-        <w:t>ft</w:t>
-      </w:r>
-      <w:proofErr w:type="spellEnd"/>
-      <w:r>
-        <w:t>/</w:t>
-      </w:r>
-      <w:r>
-        <w:t>d</w:t>
-      </w:r>
-      <w:r>
-        <w:t>.</w:t>
-      </w:r>
-      <w:r>
-        <w:t xml:space="preserve">  The bottom of the lower layer is at 0 ft.</w:t>
-      </w:r>
-    </w:p>
-    <w:p/>
-    <w:p>
-      <w:r>
-        <w:t>S</w:t>
-      </w:r>
-      <w:r>
-        <w:t>imul</w:t>
-      </w:r>
-      <w:r>
-        <w:t>ate groundwater flow</w:t>
-      </w:r>
-      <w:r>
-        <w:t xml:space="preserve"> </w:t>
-      </w:r>
-      <w:r>
-        <w:t xml:space="preserve"> as a steady-state flow system</w:t>
-      </w:r>
-      <w:r>
-        <w:t>. Use 3</w:t>
-      </w:r>
-      <w:r>
-        <w:t xml:space="preserve"> layers, 21</w:t>
-      </w:r>
-      <w:r>
-        <w:t xml:space="preserve"> rows and 20 columns with </w:t>
-      </w:r>
-      <w:r>
-        <w:t xml:space="preserve">a uniform </w:t>
-      </w:r>
-      <w:r>
-        <w:t>horizontal grid spacing of 500 feet</w:t>
-      </w:r>
-      <w:r>
-        <w:t xml:space="preserve"> in each direction</w:t>
-      </w:r>
-      <w:r>
-        <w:t xml:space="preserve">. </w:t>
-      </w:r>
-      <w:r>
-        <w:t>The upper aquifer is represente</w:t>
-      </w:r>
-      <w:r>
-        <w:t>d by layer 1, the silt</w:t>
-      </w:r>
-      <w:r>
-        <w:t xml:space="preserve"> is represented by layer 2, and the lower aquifer is represented by layer 3.</w:t>
-      </w:r>
-      <w:r>
-        <w:t xml:space="preserve"> </w:t>
-      </w:r>
-      <w:r>
         <w:t>The northern and southern bo</w:t>
       </w:r>
       <w:r>
@@ -288,7 +246,7 @@
     </w:p>
     <w:p>
       <w:r>
-        <w:pict>
+        <w:pict w14:anchorId="67D8BB4C">
           <v:shapetype id="_x0000_t75" coordsize="21600,21600" o:spt="75" o:preferrelative="t" path="m@4@5l@4@11@9@11@9@5xe" filled="f" stroked="f">
             <v:stroke joinstyle="miter"/>
             <v:formulas>
@@ -308,8 +266,8 @@
             <v:path o:extrusionok="f" gradientshapeok="t" o:connecttype="rect"/>
             <o:lock v:ext="edit" aspectratio="t"/>
           </v:shapetype>
-          <v:shape id="_x0000_i1025" type="#_x0000_t75" style="width:407.25pt;height:201.75pt">
-            <v:imagedata r:id="rId8" o:title="ps1_overview"/>
+          <v:shape id="_x0000_i1025" type="#_x0000_t75" style="width:407.4pt;height:201.9pt">
+            <v:imagedata r:id="rId7" o:title="ps1_overview"/>
           </v:shape>
         </w:pict>
       </w:r>
@@ -319,6 +277,7 @@
         <w:pStyle w:val="Heading1"/>
         <w:pageBreakBefore/>
       </w:pPr>
+      <w:bookmarkStart w:id="0" w:name="_Hlk233192571"/>
       <w:r>
         <w:lastRenderedPageBreak/>
         <w:t xml:space="preserve">Base </w:t>
@@ -434,6 +393,17 @@
     </w:p>
     <w:p>
       <w:pPr>
+        <w:numPr>
+          <w:ilvl w:val="0"/>
+          <w:numId w:val="4"/>
+        </w:numPr>
+      </w:pPr>
+      <w:r>
+        <w:t>ps1.oc - Output control (OC) package file to control head output in list file</w:t>
+      </w:r>
+    </w:p>
+    <w:p>
+      <w:pPr>
         <w:ind w:left="720"/>
       </w:pPr>
     </w:p>
@@ -450,63 +420,9 @@
         <w:t>.</w:t>
       </w:r>
     </w:p>
+    <w:bookmarkEnd w:id="0"/>
     <w:p/>
     <w:p>
-      <w:r>
-        <w:t>Before we go any further</w:t>
-      </w:r>
-      <w:r>
-        <w:t xml:space="preserve">, we need to make some changes to the MODFLOW data to allow us to use a post-processing graphics display program, </w:t>
-      </w:r>
-      <w:proofErr w:type="spellStart"/>
-      <w:r>
-        <w:t>HeadViewer</w:t>
-      </w:r>
-      <w:proofErr w:type="spellEnd"/>
-      <w:r>
-        <w:t xml:space="preserve">, to look at plots of the head output. We also will increase the precision of the head output in the MODFLOW listing files so that we can make some hand calculations of key flow terms in the model. Those changes require the addition of another data file, the output control file. </w:t>
-      </w:r>
-      <w:r>
-        <w:t xml:space="preserve">We will discuss how to create the output control file as a group. </w:t>
-      </w:r>
-    </w:p>
-    <w:p/>
-    <w:p>
-      <w:r>
-        <w:t>When you have</w:t>
-      </w:r>
-      <w:r>
-        <w:t xml:space="preserve"> created the output control file with</w:t>
-      </w:r>
-      <w:r>
-        <w:t xml:space="preserve"> the n</w:t>
-      </w:r>
-      <w:r>
-        <w:t>ecessary input</w:t>
-      </w:r>
-      <w:r>
-        <w:t xml:space="preserve"> to save head and increase the head printout precision, run MODFLOW again</w:t>
-      </w:r>
-      <w:r>
-        <w:t xml:space="preserve"> use your</w:t>
-      </w:r>
-      <w:r>
-        <w:t xml:space="preserve"> output to answer the questions listed below.</w:t>
-      </w:r>
-      <w:r>
-        <w:t xml:space="preserve"> But, before we go on the exercises, we will use the output from your new run to look at how to use the </w:t>
-      </w:r>
-      <w:proofErr w:type="spellStart"/>
-      <w:r>
-        <w:t>HeadViewer</w:t>
-      </w:r>
-      <w:proofErr w:type="spellEnd"/>
-      <w:r>
-        <w:t xml:space="preserve"> post-processor to help examine the MODFLOW output.</w:t>
-      </w:r>
-    </w:p>
-    <w:p/>
-    <w:p>
       <w:pPr>
         <w:rPr>
           <w:u w:val="single"/>
@@ -652,107 +568,72 @@
         <w:t xml:space="preserve"> </w:t>
       </w:r>
       <w:r>
-        <w:t xml:space="preserve">Calculate the flow from one canal cell and multiply by 21 rows to get the total flow. To simplify your calculations, use the average saturated thickness between columns 1 and 2 for the horizontal flow calculation. For the vertical flow calculation, assume that all of the head difference between the canal and the node in layer 2 occurs within the confining layer between </w:t>
-      </w:r>
+        <w:t xml:space="preserve">Calculate the flow from one canal cell and multiply by 21 rows to get the total flow. To simplify your calculations, use the average saturated thickness between columns 1 and 2 for the horizontal flow calculation. For the vertical flow calculation, assume that all of the head difference between the canal and the node in layer 2 occurs within the confining layer between the bottom of layer 1 and the node in layer 2. </w:t>
+      </w:r>
+      <w:r>
+        <w:t>How do these</w:t>
+      </w:r>
+      <w:r>
+        <w:t xml:space="preserve"> flow rat</w:t>
+      </w:r>
+      <w:r>
+        <w:t xml:space="preserve">es </w:t>
+      </w:r>
+      <w:r>
+        <w:t xml:space="preserve">compare with those </w:t>
+      </w:r>
+      <w:r>
+        <w:t>determined from t</w:t>
+      </w:r>
+      <w:r>
+        <w:t>he MODFLOW water budget summary?</w:t>
+      </w:r>
+    </w:p>
+    <w:p>
+      <w:pPr>
+        <w:ind w:left="360"/>
+        <w:rPr>
+          <w:rFonts w:ascii="Calibri" w:hAnsi="Calibri" w:cs="Calibri"/>
+          <w:color w:val="0000FF"/>
+        </w:rPr>
+      </w:pPr>
+    </w:p>
+    <w:p>
+      <w:pPr>
+        <w:ind w:left="360"/>
+        <w:rPr>
+          <w:rFonts w:ascii="Calibri" w:hAnsi="Calibri" w:cs="Calibri"/>
+          <w:color w:val="0000FF"/>
+        </w:rPr>
+      </w:pPr>
+      <w:r>
+        <w:rPr>
+          <w:rFonts w:ascii="Calibri" w:hAnsi="Calibri" w:cs="Calibri"/>
+          <w:color w:val="0000FF"/>
+        </w:rPr>
+        <w:t>Compute flow out the right face and the bottom face of a canal cell. Sum those two flows and multiply by 21 cells to get the total flow rate into the groundwater flow system from the canal. Simplify the calculation for the right face flow by using the average head between columns 1 and 2  (325.1 ft) to obtain the saturated thickness of layer 1 (105.1 ft).</w:t>
+      </w:r>
+    </w:p>
+    <w:p>
+      <w:pPr>
+        <w:ind w:left="360"/>
+      </w:pPr>
+    </w:p>
+    <w:p>
+      <w:pPr>
+        <w:ind w:left="360"/>
+      </w:pPr>
+    </w:p>
+    <w:p>
+      <w:pPr>
+        <w:ind w:left="360"/>
+        <w:jc w:val="center"/>
+      </w:pPr>
       <w:r>
         <w:lastRenderedPageBreak/>
-        <w:t xml:space="preserve">the bottom of layer 1 and the node in layer 2. </w:t>
-      </w:r>
-      <w:r>
-        <w:t>How do these</w:t>
-      </w:r>
-      <w:r>
-        <w:t xml:space="preserve"> flow rat</w:t>
-      </w:r>
-      <w:r>
-        <w:t xml:space="preserve">es </w:t>
-      </w:r>
-      <w:r>
-        <w:t xml:space="preserve">compare with those </w:t>
-      </w:r>
-      <w:r>
-        <w:t>determined from t</w:t>
-      </w:r>
-      <w:r>
-        <w:t>he MODFLOW water budget summary?</w:t>
-      </w:r>
-    </w:p>
-    <w:p>
-      <w:pPr>
-        <w:ind w:left="360"/>
-        <w:rPr>
-          <w:rFonts w:ascii="Calibri" w:hAnsi="Calibri" w:cs="Calibri"/>
-          <w:color w:val="0000FF"/>
-        </w:rPr>
-      </w:pPr>
-    </w:p>
-    <w:p>
-      <w:pPr>
-        <w:ind w:left="360"/>
-        <w:rPr>
-          <w:rFonts w:ascii="Calibri" w:hAnsi="Calibri" w:cs="Calibri"/>
-          <w:color w:val="0000FF"/>
-        </w:rPr>
-      </w:pPr>
-      <w:r>
-        <w:rPr>
-          <w:rFonts w:ascii="Calibri" w:hAnsi="Calibri" w:cs="Calibri"/>
-          <w:color w:val="0000FF"/>
-        </w:rPr>
-        <w:t xml:space="preserve">Compute flow out the right face and the bottom face of a canal cell. Sum those two flows and multiply by 21 cells to get the total flow rate into the groundwater flow system from the canal. Simplify the calculation for the right face flow by using the average head between columns 1 and 2  (325.1 </w:t>
-      </w:r>
-      <w:proofErr w:type="spellStart"/>
-      <w:r>
-        <w:rPr>
-          <w:rFonts w:ascii="Calibri" w:hAnsi="Calibri" w:cs="Calibri"/>
-          <w:color w:val="0000FF"/>
-        </w:rPr>
-        <w:t>ft</w:t>
-      </w:r>
-      <w:proofErr w:type="spellEnd"/>
-      <w:r>
-        <w:rPr>
-          <w:rFonts w:ascii="Calibri" w:hAnsi="Calibri" w:cs="Calibri"/>
-          <w:color w:val="0000FF"/>
-        </w:rPr>
-        <w:t xml:space="preserve">) to obtain the saturated thickness of layer 1 (105.1 </w:t>
-      </w:r>
-      <w:proofErr w:type="spellStart"/>
-      <w:r>
-        <w:rPr>
-          <w:rFonts w:ascii="Calibri" w:hAnsi="Calibri" w:cs="Calibri"/>
-          <w:color w:val="0000FF"/>
-        </w:rPr>
-        <w:t>ft</w:t>
-      </w:r>
-      <w:proofErr w:type="spellEnd"/>
-      <w:r>
-        <w:rPr>
-          <w:rFonts w:ascii="Calibri" w:hAnsi="Calibri" w:cs="Calibri"/>
-          <w:color w:val="0000FF"/>
-        </w:rPr>
-        <w:t>).</w:t>
-      </w:r>
-    </w:p>
-    <w:p>
-      <w:pPr>
-        <w:ind w:left="360"/>
-      </w:pPr>
-    </w:p>
-    <w:p>
-      <w:pPr>
-        <w:ind w:left="360"/>
-      </w:pPr>
-    </w:p>
-    <w:p>
-      <w:pPr>
-        <w:ind w:left="360"/>
-        <w:jc w:val="center"/>
-      </w:pPr>
-      <w:r>
-        <w:pict>
-          <v:shape id="_x0000_i1026" type="#_x0000_t75" style="width:306.75pt;height:264pt">
-            <v:imagedata r:id="rId9" o:title="Modflow_problem_1_canal_flows_answers"/>
+        <w:pict w14:anchorId="009653DD">
+          <v:shape id="_x0000_i1026" type="#_x0000_t75" style="width:306.6pt;height:264pt">
+            <v:imagedata r:id="rId8" o:title="Modflow_problem_1_canal_flows_answers"/>
           </v:shape>
         </w:pict>
       </w:r>
@@ -796,11 +677,11 @@
         <w:rPr>
           <w:position w:val="-32"/>
         </w:rPr>
-        <w:object w:dxaOrig="5200" w:dyaOrig="740">
-          <v:shape id="_x0000_i1027" type="#_x0000_t75" style="width:260.25pt;height:36.75pt" o:ole="">
-            <v:imagedata r:id="rId10" o:title=""/>
+        <w:object w:dxaOrig="5200" w:dyaOrig="740" w14:anchorId="221C056D">
+          <v:shape id="_x0000_i1027" type="#_x0000_t75" style="width:260.4pt;height:36.6pt" o:ole="">
+            <v:imagedata r:id="rId9" o:title=""/>
           </v:shape>
-          <o:OLEObject Type="Embed" ProgID="Equation.DSMT4" ShapeID="_x0000_i1027" DrawAspect="Content" ObjectID="_1566386633" r:id="rId11"/>
+          <o:OLEObject Type="Embed" ProgID="Equation.DSMT4" ShapeID="_x0000_i1027" DrawAspect="Content" ObjectID="_1843806099" r:id="rId10"/>
         </w:object>
       </w:r>
       <w:r>
@@ -810,11 +691,11 @@
         <w:rPr>
           <w:position w:val="-4"/>
         </w:rPr>
-        <w:object w:dxaOrig="180" w:dyaOrig="279">
-          <v:shape id="_x0000_i1028" type="#_x0000_t75" style="width:9pt;height:14.25pt" o:ole="">
-            <v:imagedata r:id="rId12" o:title=""/>
+        <w:object w:dxaOrig="180" w:dyaOrig="279" w14:anchorId="2808ECA9">
+          <v:shape id="_x0000_i1028" type="#_x0000_t75" style="width:9pt;height:14.4pt" o:ole="">
+            <v:imagedata r:id="rId11" o:title=""/>
           </v:shape>
-          <o:OLEObject Type="Embed" ProgID="Equation.DSMT4" ShapeID="_x0000_i1028" DrawAspect="Content" ObjectID="_1566386634" r:id="rId13"/>
+          <o:OLEObject Type="Embed" ProgID="Equation.DSMT4" ShapeID="_x0000_i1028" DrawAspect="Content" ObjectID="_1843806100" r:id="rId12"/>
         </w:object>
       </w:r>
     </w:p>
@@ -826,11 +707,11 @@
         <w:rPr>
           <w:position w:val="-32"/>
         </w:rPr>
-        <w:object w:dxaOrig="6060" w:dyaOrig="740">
-          <v:shape id="_x0000_i1029" type="#_x0000_t75" style="width:303pt;height:36.75pt" o:ole="">
-            <v:imagedata r:id="rId14" o:title=""/>
+        <w:object w:dxaOrig="6060" w:dyaOrig="740" w14:anchorId="796BC800">
+          <v:shape id="_x0000_i1029" type="#_x0000_t75" style="width:303pt;height:36.6pt" o:ole="">
+            <v:imagedata r:id="rId13" o:title=""/>
           </v:shape>
-          <o:OLEObject Type="Embed" ProgID="Equation.DSMT4" ShapeID="_x0000_i1029" DrawAspect="Content" ObjectID="_1566386635" r:id="rId15"/>
+          <o:OLEObject Type="Embed" ProgID="Equation.DSMT4" ShapeID="_x0000_i1029" DrawAspect="Content" ObjectID="_1843806101" r:id="rId14"/>
         </w:object>
       </w:r>
     </w:p>
@@ -847,11 +728,11 @@
         <w:rPr>
           <w:position w:val="-12"/>
         </w:rPr>
-        <w:object w:dxaOrig="2520" w:dyaOrig="360">
+        <w:object w:dxaOrig="2520" w:dyaOrig="360" w14:anchorId="36E49DD3">
           <v:shape id="_x0000_i1030" type="#_x0000_t75" style="width:126pt;height:18pt" o:ole="">
-            <v:imagedata r:id="rId16" o:title=""/>
+            <v:imagedata r:id="rId15" o:title=""/>
           </v:shape>
-          <o:OLEObject Type="Embed" ProgID="Equation.DSMT4" ShapeID="_x0000_i1030" DrawAspect="Content" ObjectID="_1566386636" r:id="rId17"/>
+          <o:OLEObject Type="Embed" ProgID="Equation.DSMT4" ShapeID="_x0000_i1030" DrawAspect="Content" ObjectID="_1843806102" r:id="rId16"/>
         </w:object>
       </w:r>
     </w:p>
@@ -870,66 +751,66 @@
         <w:rPr>
           <w:u w:val="single"/>
         </w:rPr>
+        <w:t>Exercise</w:t>
+      </w:r>
+      <w:r>
+        <w:rPr>
+          <w:u w:val="single"/>
+        </w:rPr>
+        <w:t xml:space="preserve"> 2:</w:t>
+      </w:r>
+    </w:p>
+    <w:p>
+      <w:pPr>
+        <w:ind w:left="360"/>
+      </w:pPr>
+      <w:r>
+        <w:t>Between which two columns does the flow between layer 1 and layer 2 change from downward to upward?</w:t>
+      </w:r>
+    </w:p>
+    <w:p/>
+    <w:p>
+      <w:pPr>
+        <w:ind w:left="360"/>
+        <w:rPr>
+          <w:rFonts w:ascii="Calibri" w:hAnsi="Calibri" w:cs="Calibri"/>
+          <w:color w:val="0000FF"/>
+        </w:rPr>
+      </w:pPr>
+      <w:r>
+        <w:rPr>
+          <w:rFonts w:ascii="Calibri" w:hAnsi="Calibri" w:cs="Calibri"/>
+          <w:color w:val="0000FF"/>
+        </w:rPr>
+        <w:t>The switch from downward to upward flow occurs between columns 10 and 11 for both the flow across the bottom of layer 1 and the flow across the top of layer 3.</w:t>
+      </w:r>
+    </w:p>
+    <w:p/>
+    <w:p>
+      <w:pPr>
+        <w:rPr>
+          <w:u w:val="single"/>
+        </w:rPr>
+      </w:pPr>
+      <w:r>
+        <w:rPr>
+          <w:u w:val="single"/>
+        </w:rPr>
+        <w:t>Exercise</w:t>
+      </w:r>
+      <w:r>
+        <w:rPr>
+          <w:u w:val="single"/>
+        </w:rPr>
+        <w:t xml:space="preserve"> 3:</w:t>
+      </w:r>
+    </w:p>
+    <w:p>
+      <w:pPr>
+        <w:ind w:left="360"/>
+      </w:pPr>
+      <w:r>
         <w:lastRenderedPageBreak/>
-        <w:t>Exercise</w:t>
-      </w:r>
-      <w:r>
-        <w:rPr>
-          <w:u w:val="single"/>
-        </w:rPr>
-        <w:t xml:space="preserve"> 2:</w:t>
-      </w:r>
-    </w:p>
-    <w:p>
-      <w:pPr>
-        <w:ind w:left="360"/>
-      </w:pPr>
-      <w:r>
-        <w:t>Between which two columns does the flow between layer 1 and layer 2 change from downward to upward?</w:t>
-      </w:r>
-    </w:p>
-    <w:p/>
-    <w:p>
-      <w:pPr>
-        <w:ind w:left="360"/>
-        <w:rPr>
-          <w:rFonts w:ascii="Calibri" w:hAnsi="Calibri" w:cs="Calibri"/>
-          <w:color w:val="0000FF"/>
-        </w:rPr>
-      </w:pPr>
-      <w:r>
-        <w:rPr>
-          <w:rFonts w:ascii="Calibri" w:hAnsi="Calibri" w:cs="Calibri"/>
-          <w:color w:val="0000FF"/>
-        </w:rPr>
-        <w:t>The switch from downward to upward flow occurs between columns 10 and 11 for both the flow across the bottom of layer 1 and the flow across the top of layer 3.</w:t>
-      </w:r>
-    </w:p>
-    <w:p/>
-    <w:p>
-      <w:pPr>
-        <w:rPr>
-          <w:u w:val="single"/>
-        </w:rPr>
-      </w:pPr>
-      <w:r>
-        <w:rPr>
-          <w:u w:val="single"/>
-        </w:rPr>
-        <w:t>Exercise</w:t>
-      </w:r>
-      <w:r>
-        <w:rPr>
-          <w:u w:val="single"/>
-        </w:rPr>
-        <w:t xml:space="preserve"> 3:</w:t>
-      </w:r>
-    </w:p>
-    <w:p>
-      <w:pPr>
-        <w:ind w:left="360"/>
-      </w:pPr>
-      <w:r>
         <w:t xml:space="preserve">What are the total </w:t>
       </w:r>
       <w:r>
@@ -970,14 +851,12 @@
         <w:tc>
           <w:tcPr>
             <w:tcW w:w="1500" w:type="dxa"/>
-            <w:shd w:val="clear" w:color="auto" w:fill="auto"/>
           </w:tcPr>
           <w:p/>
         </w:tc>
         <w:tc>
           <w:tcPr>
             <w:tcW w:w="1242" w:type="dxa"/>
-            <w:shd w:val="clear" w:color="auto" w:fill="auto"/>
           </w:tcPr>
           <w:p>
             <w:pPr>
@@ -1002,7 +881,6 @@
         <w:tc>
           <w:tcPr>
             <w:tcW w:w="1241" w:type="dxa"/>
-            <w:shd w:val="clear" w:color="auto" w:fill="auto"/>
           </w:tcPr>
           <w:p>
             <w:pPr>
@@ -1027,7 +905,6 @@
         <w:tc>
           <w:tcPr>
             <w:tcW w:w="1368" w:type="dxa"/>
-            <w:shd w:val="clear" w:color="auto" w:fill="auto"/>
           </w:tcPr>
           <w:p>
             <w:pPr>
@@ -1066,7 +943,6 @@
         <w:tc>
           <w:tcPr>
             <w:tcW w:w="1653" w:type="dxa"/>
-            <w:shd w:val="clear" w:color="auto" w:fill="auto"/>
           </w:tcPr>
           <w:p>
             <w:pPr>
@@ -1084,7 +960,6 @@
         <w:tc>
           <w:tcPr>
             <w:tcW w:w="1492" w:type="dxa"/>
-            <w:shd w:val="clear" w:color="auto" w:fill="auto"/>
           </w:tcPr>
           <w:p>
             <w:pPr>
@@ -1104,7 +979,6 @@
         <w:tc>
           <w:tcPr>
             <w:tcW w:w="1500" w:type="dxa"/>
-            <w:shd w:val="clear" w:color="auto" w:fill="auto"/>
           </w:tcPr>
           <w:p>
             <w:pPr>
@@ -1118,7 +992,6 @@
         <w:tc>
           <w:tcPr>
             <w:tcW w:w="1242" w:type="dxa"/>
-            <w:shd w:val="clear" w:color="auto" w:fill="auto"/>
           </w:tcPr>
           <w:p>
             <w:pPr>
@@ -1140,7 +1013,6 @@
         <w:tc>
           <w:tcPr>
             <w:tcW w:w="1241" w:type="dxa"/>
-            <w:shd w:val="clear" w:color="auto" w:fill="auto"/>
           </w:tcPr>
           <w:p>
             <w:pPr>
@@ -1162,7 +1034,6 @@
         <w:tc>
           <w:tcPr>
             <w:tcW w:w="1368" w:type="dxa"/>
-            <w:shd w:val="clear" w:color="auto" w:fill="auto"/>
           </w:tcPr>
           <w:p>
             <w:pPr>
@@ -1184,7 +1055,6 @@
         <w:tc>
           <w:tcPr>
             <w:tcW w:w="1653" w:type="dxa"/>
-            <w:shd w:val="clear" w:color="auto" w:fill="auto"/>
           </w:tcPr>
           <w:p>
             <w:pPr>
@@ -1206,7 +1076,6 @@
         <w:tc>
           <w:tcPr>
             <w:tcW w:w="1492" w:type="dxa"/>
-            <w:shd w:val="clear" w:color="auto" w:fill="auto"/>
           </w:tcPr>
           <w:p>
             <w:pPr>
@@ -1230,7 +1099,6 @@
         <w:tc>
           <w:tcPr>
             <w:tcW w:w="1500" w:type="dxa"/>
-            <w:shd w:val="clear" w:color="auto" w:fill="auto"/>
           </w:tcPr>
           <w:p>
             <w:pPr>
@@ -1244,7 +1112,6 @@
         <w:tc>
           <w:tcPr>
             <w:tcW w:w="1242" w:type="dxa"/>
-            <w:shd w:val="clear" w:color="auto" w:fill="auto"/>
           </w:tcPr>
           <w:p>
             <w:pPr>
@@ -1266,7 +1133,6 @@
         <w:tc>
           <w:tcPr>
             <w:tcW w:w="1241" w:type="dxa"/>
-            <w:shd w:val="clear" w:color="auto" w:fill="auto"/>
           </w:tcPr>
           <w:p>
             <w:pPr>
@@ -1288,7 +1154,6 @@
         <w:tc>
           <w:tcPr>
             <w:tcW w:w="1368" w:type="dxa"/>
-            <w:shd w:val="clear" w:color="auto" w:fill="auto"/>
           </w:tcPr>
           <w:p>
             <w:pPr>
@@ -1310,7 +1175,6 @@
         <w:tc>
           <w:tcPr>
             <w:tcW w:w="1653" w:type="dxa"/>
-            <w:shd w:val="clear" w:color="auto" w:fill="auto"/>
           </w:tcPr>
           <w:p>
             <w:pPr>
@@ -1332,7 +1196,6 @@
         <w:tc>
           <w:tcPr>
             <w:tcW w:w="1492" w:type="dxa"/>
-            <w:shd w:val="clear" w:color="auto" w:fill="auto"/>
           </w:tcPr>
           <w:p>
             <w:pPr>
@@ -1356,7 +1219,6 @@
         <w:tc>
           <w:tcPr>
             <w:tcW w:w="1500" w:type="dxa"/>
-            <w:shd w:val="clear" w:color="auto" w:fill="auto"/>
           </w:tcPr>
           <w:p>
             <w:pPr>
@@ -1370,7 +1232,6 @@
         <w:tc>
           <w:tcPr>
             <w:tcW w:w="1242" w:type="dxa"/>
-            <w:shd w:val="clear" w:color="auto" w:fill="auto"/>
           </w:tcPr>
           <w:p>
             <w:pPr>
@@ -1392,7 +1253,6 @@
         <w:tc>
           <w:tcPr>
             <w:tcW w:w="1241" w:type="dxa"/>
-            <w:shd w:val="clear" w:color="auto" w:fill="auto"/>
           </w:tcPr>
           <w:p>
             <w:pPr>
@@ -1414,7 +1274,6 @@
         <w:tc>
           <w:tcPr>
             <w:tcW w:w="1368" w:type="dxa"/>
-            <w:shd w:val="clear" w:color="auto" w:fill="auto"/>
           </w:tcPr>
           <w:p>
             <w:pPr>
@@ -1436,7 +1295,6 @@
         <w:tc>
           <w:tcPr>
             <w:tcW w:w="1653" w:type="dxa"/>
-            <w:shd w:val="clear" w:color="auto" w:fill="auto"/>
           </w:tcPr>
           <w:p>
             <w:pPr>
@@ -1458,7 +1316,6 @@
         <w:tc>
           <w:tcPr>
             <w:tcW w:w="1492" w:type="dxa"/>
-            <w:shd w:val="clear" w:color="auto" w:fill="auto"/>
           </w:tcPr>
           <w:p>
             <w:pPr>
@@ -1492,11 +1349,11 @@
           <w:color w:val="0070C0"/>
           <w:position w:val="-44"/>
         </w:rPr>
-        <w:object w:dxaOrig="1960" w:dyaOrig="999">
-          <v:shape id="_x0000_i1031" type="#_x0000_t75" style="width:98.25pt;height:50.25pt" o:ole="">
-            <v:imagedata r:id="rId18" o:title=""/>
+        <w:object w:dxaOrig="1960" w:dyaOrig="999" w14:anchorId="7B878695">
+          <v:shape id="_x0000_i1031" type="#_x0000_t75" style="width:98.4pt;height:50.1pt" o:ole="">
+            <v:imagedata r:id="rId17" o:title=""/>
           </v:shape>
-          <o:OLEObject Type="Embed" ProgID="Equation.DSMT4" ShapeID="_x0000_i1031" DrawAspect="Content" ObjectID="_1566386637" r:id="rId19"/>
+          <o:OLEObject Type="Embed" ProgID="Equation.DSMT4" ShapeID="_x0000_i1031" DrawAspect="Content" ObjectID="_1843806103" r:id="rId18"/>
         </w:object>
       </w:r>
     </w:p>
@@ -1524,11 +1381,11 @@
           <w:color w:val="0070C0"/>
           <w:position w:val="-32"/>
         </w:rPr>
-        <w:object w:dxaOrig="4760" w:dyaOrig="760">
-          <v:shape id="_x0000_i1032" type="#_x0000_t75" style="width:237.75pt;height:38.25pt" o:ole="">
-            <v:imagedata r:id="rId20" o:title=""/>
+        <w:object w:dxaOrig="4760" w:dyaOrig="760" w14:anchorId="194307A7">
+          <v:shape id="_x0000_i1032" type="#_x0000_t75" style="width:237.9pt;height:38.4pt" o:ole="">
+            <v:imagedata r:id="rId19" o:title=""/>
           </v:shape>
-          <o:OLEObject Type="Embed" ProgID="Equation.DSMT4" ShapeID="_x0000_i1032" DrawAspect="Content" ObjectID="_1566386638" r:id="rId21"/>
+          <o:OLEObject Type="Embed" ProgID="Equation.DSMT4" ShapeID="_x0000_i1032" DrawAspect="Content" ObjectID="_1843806104" r:id="rId20"/>
         </w:object>
       </w:r>
     </w:p>
@@ -1561,11 +1418,11 @@
           <w:color w:val="0000FF"/>
           <w:position w:val="-32"/>
         </w:rPr>
-        <w:object w:dxaOrig="4140" w:dyaOrig="760">
-          <v:shape id="_x0000_i1033" type="#_x0000_t75" style="width:207pt;height:38.25pt" o:ole="">
-            <v:imagedata r:id="rId22" o:title=""/>
+        <w:object w:dxaOrig="4140" w:dyaOrig="760" w14:anchorId="3B895F85">
+          <v:shape id="_x0000_i1033" type="#_x0000_t75" style="width:207pt;height:38.4pt" o:ole="">
+            <v:imagedata r:id="rId21" o:title=""/>
           </v:shape>
-          <o:OLEObject Type="Embed" ProgID="Equation.DSMT4" ShapeID="_x0000_i1033" DrawAspect="Content" ObjectID="_1566386639" r:id="rId23"/>
+          <o:OLEObject Type="Embed" ProgID="Equation.DSMT4" ShapeID="_x0000_i1033" DrawAspect="Content" ObjectID="_1843806105" r:id="rId22"/>
         </w:object>
       </w:r>
     </w:p>
@@ -1601,11 +1458,11 @@
           <w:color w:val="0070C0"/>
           <w:position w:val="-32"/>
         </w:rPr>
-        <w:object w:dxaOrig="4819" w:dyaOrig="760">
-          <v:shape id="_x0000_i1034" type="#_x0000_t75" style="width:240.75pt;height:38.25pt" o:ole="">
-            <v:imagedata r:id="rId24" o:title=""/>
+        <w:object w:dxaOrig="4819" w:dyaOrig="760" w14:anchorId="20224098">
+          <v:shape id="_x0000_i1034" type="#_x0000_t75" style="width:240.6pt;height:38.4pt" o:ole="">
+            <v:imagedata r:id="rId23" o:title=""/>
           </v:shape>
-          <o:OLEObject Type="Embed" ProgID="Equation.DSMT4" ShapeID="_x0000_i1034" DrawAspect="Content" ObjectID="_1566386640" r:id="rId25"/>
+          <o:OLEObject Type="Embed" ProgID="Equation.DSMT4" ShapeID="_x0000_i1034" DrawAspect="Content" ObjectID="_1843806106" r:id="rId24"/>
         </w:object>
       </w:r>
     </w:p>
@@ -1762,9 +1619,9 @@
         <w:ind w:left="360"/>
       </w:pPr>
       <w:r>
-        <w:pict>
-          <v:shape id="_x0000_i1035" type="#_x0000_t75" style="width:431.25pt;height:162.75pt">
-            <v:imagedata r:id="rId26" o:title="Modflow_problem_1_exercise_4_answer"/>
+        <w:pict w14:anchorId="5D14C170">
+          <v:shape id="_x0000_i1035" type="#_x0000_t75" style="width:431.4pt;height:162.6pt">
+            <v:imagedata r:id="rId25" o:title="Modflow_problem_1_exercise_4_answer"/>
           </v:shape>
         </w:pict>
       </w:r>
@@ -2054,15 +1911,7 @@
         <w:t xml:space="preserve">of the silt </w:t>
       </w:r>
       <w:r>
-        <w:t xml:space="preserve">to 0.0001 </w:t>
-      </w:r>
-      <w:proofErr w:type="spellStart"/>
-      <w:r>
-        <w:t>ft</w:t>
-      </w:r>
-      <w:proofErr w:type="spellEnd"/>
-      <w:r>
-        <w:t>/d</w:t>
+        <w:t>to 0.0001 ft/d</w:t>
       </w:r>
       <w:r>
         <w:t>.  Run MODFLOW and observe</w:t>
@@ -2223,9 +2072,9 @@
         <w:jc w:val="center"/>
       </w:pPr>
       <w:r>
-        <w:pict>
-          <v:shape id="_x0000_i1036" type="#_x0000_t75" style="width:6in;height:197.25pt">
-            <v:imagedata r:id="rId27" o:title="ps1_hole"/>
+        <w:pict w14:anchorId="004DC4B3">
+          <v:shape id="_x0000_i1036" type="#_x0000_t75" style="width:6in;height:197.1pt">
+            <v:imagedata r:id="rId26" o:title="ps1_hole"/>
           </v:shape>
         </w:pict>
       </w:r>
@@ -2236,9 +2085,9 @@
         <w:jc w:val="center"/>
       </w:pPr>
       <w:r>
-        <w:pict>
-          <v:shape id="_x0000_i1037" type="#_x0000_t75" style="width:6in;height:161.25pt">
-            <v:imagedata r:id="rId28" o:title="ps1d_heads"/>
+        <w:pict w14:anchorId="427FC6CB">
+          <v:shape id="_x0000_i1037" type="#_x0000_t75" style="width:6in;height:161.4pt">
+            <v:imagedata r:id="rId27" o:title="ps1d_heads"/>
           </v:shape>
         </w:pict>
       </w:r>
@@ -2318,16 +2167,16 @@
     <w:p/>
     <w:p>
       <w:r>
-        <w:pict>
-          <v:shape id="_x0000_i1038" type="#_x0000_t75" style="width:6in;height:163.5pt">
-            <v:imagedata r:id="rId29" o:title="ps1e_heads"/>
+        <w:pict w14:anchorId="3AFA2354">
+          <v:shape id="_x0000_i1038" type="#_x0000_t75" style="width:431.7pt;height:163.5pt">
+            <v:imagedata r:id="rId28" o:title="ps1e_heads"/>
           </v:shape>
         </w:pict>
       </w:r>
     </w:p>
     <w:p/>
     <w:sectPr>
-      <w:footerReference w:type="default" r:id="rId30"/>
+      <w:footerReference w:type="default" r:id="rId29"/>
       <w:pgSz w:w="12240" w:h="15840" w:code="1"/>
       <w:pgMar w:top="1440" w:right="1800" w:bottom="1440" w:left="1800" w:header="0" w:footer="720" w:gutter="0"/>
       <w:cols w:space="720"/>
@@ -2338,7 +2187,7 @@
 </file>
 
 <file path=word/endnotes.xml><?xml version="1.0" encoding="utf-8"?>
-<w:endnotes xmlns:wpc="http://schemas.microsoft.com/office/word/2010/wordprocessingCanvas" xmlns:mc="http://schemas.openxmlformats.org/markup-compatibility/2006" xmlns:o="urn:schemas-microsoft-com:office:office" xmlns:r="http://schemas.openxmlformats.org/officeDocument/2006/relationships" xmlns:m="http://schemas.openxmlformats.org/officeDocument/2006/math" xmlns:v="urn:schemas-microsoft-com:vml" xmlns:wp14="http://schemas.microsoft.com/office/word/2010/wordprocessingDrawing" xmlns:wp="http://schemas.openxmlformats.org/drawingml/2006/wordprocessingDrawing" xmlns:w10="urn:schemas-microsoft-com:office:word" xmlns:w="http://schemas.openxmlformats.org/wordprocessingml/2006/main" xmlns:w14="http://schemas.microsoft.com/office/word/2010/wordml" xmlns:wpg="http://schemas.microsoft.com/office/word/2010/wordprocessingGroup" xmlns:wpi="http://schemas.microsoft.com/office/word/2010/wordprocessingInk" xmlns:wne="http://schemas.microsoft.com/office/word/2006/wordml" xmlns:wps="http://schemas.microsoft.com/office/word/2010/wordprocessingShape" mc:Ignorable="w14 wp14">
+<w:endnotes xmlns:wpc="http://schemas.microsoft.com/office/word/2010/wordprocessingCanvas" xmlns:cx="http://schemas.microsoft.com/office/drawing/2014/chartex" xmlns:cx1="http://schemas.microsoft.com/office/drawing/2015/9/8/chartex" xmlns:cx2="http://schemas.microsoft.com/office/drawing/2015/10/21/chartex" xmlns:cx3="http://schemas.microsoft.com/office/drawing/2016/5/9/chartex" xmlns:cx4="http://schemas.microsoft.com/office/drawing/2016/5/10/chartex" xmlns:cx5="http://schemas.microsoft.com/office/drawing/2016/5/11/chartex" xmlns:cx6="http://schemas.microsoft.com/office/drawing/2016/5/12/chartex" xmlns:cx7="http://schemas.microsoft.com/office/drawing/2016/5/13/chartex" xmlns:cx8="http://schemas.microsoft.com/office/drawing/2016/5/14/chartex" xmlns:mc="http://schemas.openxmlformats.org/markup-compatibility/2006" xmlns:aink="http://schemas.microsoft.com/office/drawing/2016/ink" xmlns:am3d="http://schemas.microsoft.com/office/drawing/2017/model3d" xmlns:o="urn:schemas-microsoft-com:office:office" xmlns:oel="http://schemas.microsoft.com/office/2019/extlst" xmlns:r="http://schemas.openxmlformats.org/officeDocument/2006/relationships" xmlns:m="http://schemas.openxmlformats.org/officeDocument/2006/math" xmlns:v="urn:schemas-microsoft-com:vml" xmlns:wp14="http://schemas.microsoft.com/office/word/2010/wordprocessingDrawing" xmlns:wp="http://schemas.openxmlformats.org/drawingml/2006/wordprocessingDrawing" xmlns:w10="urn:schemas-microsoft-com:office:word" xmlns:w="http://schemas.openxmlformats.org/wordprocessingml/2006/main" xmlns:w14="http://schemas.microsoft.com/office/word/2010/wordml" xmlns:w15="http://schemas.microsoft.com/office/word/2012/wordml" xmlns:w16cex="http://schemas.microsoft.com/office/word/2018/wordml/cex" xmlns:w16cid="http://schemas.microsoft.com/office/word/2016/wordml/cid" xmlns:w16="http://schemas.microsoft.com/office/word/2018/wordml" xmlns:w16du="http://schemas.microsoft.com/office/word/2023/wordml/word16du" xmlns:w16sdtdh="http://schemas.microsoft.com/office/word/2020/wordml/sdtdatahash" xmlns:w16sdtfl="http://schemas.microsoft.com/office/word/2024/wordml/sdtformatlock" xmlns:w16se="http://schemas.microsoft.com/office/word/2015/wordml/symex" xmlns:wpg="http://schemas.microsoft.com/office/word/2010/wordprocessingGroup" xmlns:wpi="http://schemas.microsoft.com/office/word/2010/wordprocessingInk" xmlns:wne="http://schemas.microsoft.com/office/word/2006/wordml" xmlns:wps="http://schemas.microsoft.com/office/word/2010/wordprocessingShape" mc:Ignorable="w14 w15 w16se w16cid w16 w16cex w16sdtdh w16sdtfl w16du wp14">
   <w:endnote w:type="separator" w:id="-1">
     <w:p>
       <w:r>
@@ -2357,7 +2206,7 @@
 </file>
 
 <file path=word/footer1.xml><?xml version="1.0" encoding="utf-8"?>
-<w:ftr xmlns:wpc="http://schemas.microsoft.com/office/word/2010/wordprocessingCanvas" xmlns:mc="http://schemas.openxmlformats.org/markup-compatibility/2006" xmlns:o="urn:schemas-microsoft-com:office:office" xmlns:r="http://schemas.openxmlformats.org/officeDocument/2006/relationships" xmlns:m="http://schemas.openxmlformats.org/officeDocument/2006/math" xmlns:v="urn:schemas-microsoft-com:vml" xmlns:wp14="http://schemas.microsoft.com/office/word/2010/wordprocessingDrawing" xmlns:wp="http://schemas.openxmlformats.org/drawingml/2006/wordprocessingDrawing" xmlns:w10="urn:schemas-microsoft-com:office:word" xmlns:w="http://schemas.openxmlformats.org/wordprocessingml/2006/main" xmlns:w14="http://schemas.microsoft.com/office/word/2010/wordml" xmlns:wpg="http://schemas.microsoft.com/office/word/2010/wordprocessingGroup" xmlns:wpi="http://schemas.microsoft.com/office/word/2010/wordprocessingInk" xmlns:wne="http://schemas.microsoft.com/office/word/2006/wordml" xmlns:wps="http://schemas.microsoft.com/office/word/2010/wordprocessingShape" mc:Ignorable="w14 wp14">
+<w:ftr xmlns:wpc="http://schemas.microsoft.com/office/word/2010/wordprocessingCanvas" xmlns:cx="http://schemas.microsoft.com/office/drawing/2014/chartex" xmlns:cx1="http://schemas.microsoft.com/office/drawing/2015/9/8/chartex" xmlns:cx2="http://schemas.microsoft.com/office/drawing/2015/10/21/chartex" xmlns:cx3="http://schemas.microsoft.com/office/drawing/2016/5/9/chartex" xmlns:cx4="http://schemas.microsoft.com/office/drawing/2016/5/10/chartex" xmlns:cx5="http://schemas.microsoft.com/office/drawing/2016/5/11/chartex" xmlns:cx6="http://schemas.microsoft.com/office/drawing/2016/5/12/chartex" xmlns:cx7="http://schemas.microsoft.com/office/drawing/2016/5/13/chartex" xmlns:cx8="http://schemas.microsoft.com/office/drawing/2016/5/14/chartex" xmlns:mc="http://schemas.openxmlformats.org/markup-compatibility/2006" xmlns:aink="http://schemas.microsoft.com/office/drawing/2016/ink" xmlns:am3d="http://schemas.microsoft.com/office/drawing/2017/model3d" xmlns:o="urn:schemas-microsoft-com:office:office" xmlns:oel="http://schemas.microsoft.com/office/2019/extlst" xmlns:r="http://schemas.openxmlformats.org/officeDocument/2006/relationships" xmlns:m="http://schemas.openxmlformats.org/officeDocument/2006/math" xmlns:v="urn:schemas-microsoft-com:vml" xmlns:wp14="http://schemas.microsoft.com/office/word/2010/wordprocessingDrawing" xmlns:wp="http://schemas.openxmlformats.org/drawingml/2006/wordprocessingDrawing" xmlns:w10="urn:schemas-microsoft-com:office:word" xmlns:w="http://schemas.openxmlformats.org/wordprocessingml/2006/main" xmlns:w14="http://schemas.microsoft.com/office/word/2010/wordml" xmlns:w15="http://schemas.microsoft.com/office/word/2012/wordml" xmlns:w16cex="http://schemas.microsoft.com/office/word/2018/wordml/cex" xmlns:w16cid="http://schemas.microsoft.com/office/word/2016/wordml/cid" xmlns:w16="http://schemas.microsoft.com/office/word/2018/wordml" xmlns:w16du="http://schemas.microsoft.com/office/word/2023/wordml/word16du" xmlns:w16sdtdh="http://schemas.microsoft.com/office/word/2020/wordml/sdtdatahash" xmlns:w16sdtfl="http://schemas.microsoft.com/office/word/2024/wordml/sdtformatlock" xmlns:w16se="http://schemas.microsoft.com/office/word/2015/wordml/symex" xmlns:wpg="http://schemas.microsoft.com/office/word/2010/wordprocessingGroup" xmlns:wpi="http://schemas.microsoft.com/office/word/2010/wordprocessingInk" xmlns:wne="http://schemas.microsoft.com/office/word/2006/wordml" xmlns:wps="http://schemas.microsoft.com/office/word/2010/wordprocessingShape" mc:Ignorable="w14 w15 w16se w16cid w16 w16cex w16sdtdh w16sdtfl w16du wp14">
   <w:p>
     <w:pPr>
       <w:pStyle w:val="Footer"/>
@@ -2367,7 +2216,7 @@
 </file>
 
 <file path=word/footnotes.xml><?xml version="1.0" encoding="utf-8"?>
-<w:footnotes xmlns:wpc="http://schemas.microsoft.com/office/word/2010/wordprocessingCanvas" xmlns:mc="http://schemas.openxmlformats.org/markup-compatibility/2006" xmlns:o="urn:schemas-microsoft-com:office:office" xmlns:r="http://schemas.openxmlformats.org/officeDocument/2006/relationships" xmlns:m="http://schemas.openxmlformats.org/officeDocument/2006/math" xmlns:v="urn:schemas-microsoft-com:vml" xmlns:wp14="http://schemas.microsoft.com/office/word/2010/wordprocessingDrawing" xmlns:wp="http://schemas.openxmlformats.org/drawingml/2006/wordprocessingDrawing" xmlns:w10="urn:schemas-microsoft-com:office:word" xmlns:w="http://schemas.openxmlformats.org/wordprocessingml/2006/main" xmlns:w14="http://schemas.microsoft.com/office/word/2010/wordml" xmlns:wpg="http://schemas.microsoft.com/office/word/2010/wordprocessingGroup" xmlns:wpi="http://schemas.microsoft.com/office/word/2010/wordprocessingInk" xmlns:wne="http://schemas.microsoft.com/office/word/2006/wordml" xmlns:wps="http://schemas.microsoft.com/office/word/2010/wordprocessingShape" mc:Ignorable="w14 wp14">
+<w:footnotes xmlns:wpc="http://schemas.microsoft.com/office/word/2010/wordprocessingCanvas" xmlns:cx="http://schemas.microsoft.com/office/drawing/2014/chartex" xmlns:cx1="http://schemas.microsoft.com/office/drawing/2015/9/8/chartex" xmlns:cx2="http://schemas.microsoft.com/office/drawing/2015/10/21/chartex" xmlns:cx3="http://schemas.microsoft.com/office/drawing/2016/5/9/chartex" xmlns:cx4="http://schemas.microsoft.com/office/drawing/2016/5/10/chartex" xmlns:cx5="http://schemas.microsoft.com/office/drawing/2016/5/11/chartex" xmlns:cx6="http://schemas.microsoft.com/office/drawing/2016/5/12/chartex" xmlns:cx7="http://schemas.microsoft.com/office/drawing/2016/5/13/chartex" xmlns:cx8="http://schemas.microsoft.com/office/drawing/2016/5/14/chartex" xmlns:mc="http://schemas.openxmlformats.org/markup-compatibility/2006" xmlns:aink="http://schemas.microsoft.com/office/drawing/2016/ink" xmlns:am3d="http://schemas.microsoft.com/office/drawing/2017/model3d" xmlns:o="urn:schemas-microsoft-com:office:office" xmlns:oel="http://schemas.microsoft.com/office/2019/extlst" xmlns:r="http://schemas.openxmlformats.org/officeDocument/2006/relationships" xmlns:m="http://schemas.openxmlformats.org/officeDocument/2006/math" xmlns:v="urn:schemas-microsoft-com:vml" xmlns:wp14="http://schemas.microsoft.com/office/word/2010/wordprocessingDrawing" xmlns:wp="http://schemas.openxmlformats.org/drawingml/2006/wordprocessingDrawing" xmlns:w10="urn:schemas-microsoft-com:office:word" xmlns:w="http://schemas.openxmlformats.org/wordprocessingml/2006/main" xmlns:w14="http://schemas.microsoft.com/office/word/2010/wordml" xmlns:w15="http://schemas.microsoft.com/office/word/2012/wordml" xmlns:w16cex="http://schemas.microsoft.com/office/word/2018/wordml/cex" xmlns:w16cid="http://schemas.microsoft.com/office/word/2016/wordml/cid" xmlns:w16="http://schemas.microsoft.com/office/word/2018/wordml" xmlns:w16du="http://schemas.microsoft.com/office/word/2023/wordml/word16du" xmlns:w16sdtdh="http://schemas.microsoft.com/office/word/2020/wordml/sdtdatahash" xmlns:w16sdtfl="http://schemas.microsoft.com/office/word/2024/wordml/sdtformatlock" xmlns:w16se="http://schemas.microsoft.com/office/word/2015/wordml/symex" xmlns:wpg="http://schemas.microsoft.com/office/word/2010/wordprocessingGroup" xmlns:wpi="http://schemas.microsoft.com/office/word/2010/wordprocessingInk" xmlns:wne="http://schemas.microsoft.com/office/word/2006/wordml" xmlns:wps="http://schemas.microsoft.com/office/word/2010/wordprocessingShape" mc:Ignorable="w14 w15 w16se w16cid w16 w16cex w16sdtdh w16sdtfl w16du wp14">
   <w:footnote w:type="separator" w:id="-1">
     <w:p>
       <w:r>
@@ -2386,8 +2235,8 @@
 </file>
 
 <file path=word/numbering.xml><?xml version="1.0" encoding="utf-8"?>
-<w:numbering xmlns:wpc="http://schemas.microsoft.com/office/word/2010/wordprocessingCanvas" xmlns:mc="http://schemas.openxmlformats.org/markup-compatibility/2006" xmlns:o="urn:schemas-microsoft-com:office:office" xmlns:r="http://schemas.openxmlformats.org/officeDocument/2006/relationships" xmlns:m="http://schemas.openxmlformats.org/officeDocument/2006/math" xmlns:v="urn:schemas-microsoft-com:vml" xmlns:wp14="http://schemas.microsoft.com/office/word/2010/wordprocessingDrawing" xmlns:wp="http://schemas.openxmlformats.org/drawingml/2006/wordprocessingDrawing" xmlns:w10="urn:schemas-microsoft-com:office:word" xmlns:w="http://schemas.openxmlformats.org/wordprocessingml/2006/main" xmlns:w14="http://schemas.microsoft.com/office/word/2010/wordml" xmlns:wpg="http://schemas.microsoft.com/office/word/2010/wordprocessingGroup" xmlns:wpi="http://schemas.microsoft.com/office/word/2010/wordprocessingInk" xmlns:wne="http://schemas.microsoft.com/office/word/2006/wordml" xmlns:wps="http://schemas.microsoft.com/office/word/2010/wordprocessingShape" mc:Ignorable="w14 wp14">
-  <w:abstractNum w:abstractNumId="0">
+<w:numbering xmlns:wpc="http://schemas.microsoft.com/office/word/2010/wordprocessingCanvas" xmlns:cx="http://schemas.microsoft.com/office/drawing/2014/chartex" xmlns:cx1="http://schemas.microsoft.com/office/drawing/2015/9/8/chartex" xmlns:cx2="http://schemas.microsoft.com/office/drawing/2015/10/21/chartex" xmlns:cx3="http://schemas.microsoft.com/office/drawing/2016/5/9/chartex" xmlns:cx4="http://schemas.microsoft.com/office/drawing/2016/5/10/chartex" xmlns:cx5="http://schemas.microsoft.com/office/drawing/2016/5/11/chartex" xmlns:cx6="http://schemas.microsoft.com/office/drawing/2016/5/12/chartex" xmlns:cx7="http://schemas.microsoft.com/office/drawing/2016/5/13/chartex" xmlns:cx8="http://schemas.microsoft.com/office/drawing/2016/5/14/chartex" xmlns:mc="http://schemas.openxmlformats.org/markup-compatibility/2006" xmlns:aink="http://schemas.microsoft.com/office/drawing/2016/ink" xmlns:am3d="http://schemas.microsoft.com/office/drawing/2017/model3d" xmlns:o="urn:schemas-microsoft-com:office:office" xmlns:oel="http://schemas.microsoft.com/office/2019/extlst" xmlns:r="http://schemas.openxmlformats.org/officeDocument/2006/relationships" xmlns:m="http://schemas.openxmlformats.org/officeDocument/2006/math" xmlns:v="urn:schemas-microsoft-com:vml" xmlns:wp14="http://schemas.microsoft.com/office/word/2010/wordprocessingDrawing" xmlns:wp="http://schemas.openxmlformats.org/drawingml/2006/wordprocessingDrawing" xmlns:w10="urn:schemas-microsoft-com:office:word" xmlns:w="http://schemas.openxmlformats.org/wordprocessingml/2006/main" xmlns:w14="http://schemas.microsoft.com/office/word/2010/wordml" xmlns:w15="http://schemas.microsoft.com/office/word/2012/wordml" xmlns:w16cex="http://schemas.microsoft.com/office/word/2018/wordml/cex" xmlns:w16cid="http://schemas.microsoft.com/office/word/2016/wordml/cid" xmlns:w16="http://schemas.microsoft.com/office/word/2018/wordml" xmlns:w16du="http://schemas.microsoft.com/office/word/2023/wordml/word16du" xmlns:w16sdtdh="http://schemas.microsoft.com/office/word/2020/wordml/sdtdatahash" xmlns:w16sdtfl="http://schemas.microsoft.com/office/word/2024/wordml/sdtformatlock" xmlns:w16se="http://schemas.microsoft.com/office/word/2015/wordml/symex" xmlns:wpg="http://schemas.microsoft.com/office/word/2010/wordprocessingGroup" xmlns:wpi="http://schemas.microsoft.com/office/word/2010/wordprocessingInk" xmlns:wne="http://schemas.microsoft.com/office/word/2006/wordml" xmlns:wps="http://schemas.microsoft.com/office/word/2010/wordprocessingShape" mc:Ignorable="w14 w15 w16se w16cid w16 w16cex w16sdtdh w16sdtfl w16du wp14">
+  <w:abstractNum w:abstractNumId="0" w15:restartNumberingAfterBreak="0">
     <w:nsid w:val="1F763818"/>
     <w:multiLevelType w:val="hybridMultilevel"/>
     <w:tmpl w:val="3BBE7902"/>
@@ -2500,7 +2349,7 @@
       </w:pPr>
     </w:lvl>
   </w:abstractNum>
-  <w:abstractNum w:abstractNumId="1">
+  <w:abstractNum w:abstractNumId="1" w15:restartNumberingAfterBreak="0">
     <w:nsid w:val="2BE4017C"/>
     <w:multiLevelType w:val="hybridMultilevel"/>
     <w:tmpl w:val="3E94166A"/>
@@ -2640,7 +2489,7 @@
       </w:rPr>
     </w:lvl>
   </w:abstractNum>
-  <w:abstractNum w:abstractNumId="2">
+  <w:abstractNum w:abstractNumId="2" w15:restartNumberingAfterBreak="0">
     <w:nsid w:val="63D3543F"/>
     <w:multiLevelType w:val="hybridMultilevel"/>
     <w:tmpl w:val="876C9C9A"/>
@@ -2753,7 +2602,7 @@
       </w:rPr>
     </w:lvl>
   </w:abstractNum>
-  <w:abstractNum w:abstractNumId="3">
+  <w:abstractNum w:abstractNumId="3" w15:restartNumberingAfterBreak="0">
     <w:nsid w:val="6BD46CE7"/>
     <w:multiLevelType w:val="hybridMultilevel"/>
     <w:tmpl w:val="3FAE4790"/>
@@ -2893,23 +2742,23 @@
       </w:rPr>
     </w:lvl>
   </w:abstractNum>
-  <w:num w:numId="1">
+  <w:num w:numId="1" w16cid:durableId="2000694099">
     <w:abstractNumId w:val="1"/>
   </w:num>
-  <w:num w:numId="2">
+  <w:num w:numId="2" w16cid:durableId="1175611621">
     <w:abstractNumId w:val="0"/>
   </w:num>
-  <w:num w:numId="3">
+  <w:num w:numId="3" w16cid:durableId="512839946">
     <w:abstractNumId w:val="3"/>
   </w:num>
-  <w:num w:numId="4">
+  <w:num w:numId="4" w16cid:durableId="22748332">
     <w:abstractNumId w:val="2"/>
   </w:num>
 </w:numbering>
 </file>
 
 <file path=word/styles.xml><?xml version="1.0" encoding="utf-8"?>
-<w:styles xmlns:mc="http://schemas.openxmlformats.org/markup-compatibility/2006" xmlns:r="http://schemas.openxmlformats.org/officeDocument/2006/relationships" xmlns:w="http://schemas.openxmlformats.org/wordprocessingml/2006/main" xmlns:w14="http://schemas.microsoft.com/office/word/2010/wordml" mc:Ignorable="w14">
+<w:styles xmlns:mc="http://schemas.openxmlformats.org/markup-compatibility/2006" xmlns:r="http://schemas.openxmlformats.org/officeDocument/2006/relationships" xmlns:w="http://schemas.openxmlformats.org/wordprocessingml/2006/main" xmlns:w14="http://schemas.microsoft.com/office/word/2010/wordml" xmlns:w15="http://schemas.microsoft.com/office/word/2012/wordml" xmlns:w16cex="http://schemas.microsoft.com/office/word/2018/wordml/cex" xmlns:w16cid="http://schemas.microsoft.com/office/word/2016/wordml/cid" xmlns:w16="http://schemas.microsoft.com/office/word/2018/wordml" xmlns:w16du="http://schemas.microsoft.com/office/word/2023/wordml/word16du" xmlns:w16sdtdh="http://schemas.microsoft.com/office/word/2020/wordml/sdtdatahash" xmlns:w16sdtfl="http://schemas.microsoft.com/office/word/2024/wordml/sdtformatlock" xmlns:w16se="http://schemas.microsoft.com/office/word/2015/wordml/symex" mc:Ignorable="w14 w15 w16se w16cid w16 w16cex w16sdtdh w16sdtfl w16du">
   <w:docDefaults>
     <w:rPrDefault>
       <w:rPr>
@@ -2919,7 +2768,7 @@
     </w:rPrDefault>
     <w:pPrDefault/>
   </w:docDefaults>
-  <w:latentStyles w:defLockedState="0" w:defUIPriority="0" w:defSemiHidden="0" w:defUnhideWhenUsed="0" w:defQFormat="0" w:count="267">
+  <w:latentStyles w:defLockedState="0" w:defUIPriority="0" w:defSemiHidden="0" w:defUnhideWhenUsed="0" w:defQFormat="0" w:count="376">
     <w:lsdException w:name="Normal" w:qFormat="1"/>
     <w:lsdException w:name="heading 1" w:qFormat="1"/>
     <w:lsdException w:name="heading 2" w:semiHidden="1" w:unhideWhenUsed="1" w:qFormat="1"/>
@@ -2936,6 +2785,50 @@
     <w:lsdException w:name="Strong" w:qFormat="1"/>
     <w:lsdException w:name="Emphasis" w:qFormat="1"/>
     <w:lsdException w:name="Normal (Web)" w:uiPriority="99"/>
+    <w:lsdException w:name="Normal Table" w:semiHidden="1" w:unhideWhenUsed="1"/>
+    <w:lsdException w:name="Table Simple 1" w:semiHidden="1" w:unhideWhenUsed="1"/>
+    <w:lsdException w:name="Table Simple 2" w:semiHidden="1" w:unhideWhenUsed="1"/>
+    <w:lsdException w:name="Table Simple 3" w:semiHidden="1" w:unhideWhenUsed="1"/>
+    <w:lsdException w:name="Table Classic 1" w:semiHidden="1" w:unhideWhenUsed="1"/>
+    <w:lsdException w:name="Table Classic 2" w:semiHidden="1" w:unhideWhenUsed="1"/>
+    <w:lsdException w:name="Table Classic 3" w:semiHidden="1" w:unhideWhenUsed="1"/>
+    <w:lsdException w:name="Table Classic 4" w:semiHidden="1" w:unhideWhenUsed="1"/>
+    <w:lsdException w:name="Table Colorful 1" w:semiHidden="1" w:unhideWhenUsed="1"/>
+    <w:lsdException w:name="Table Colorful 2" w:semiHidden="1" w:unhideWhenUsed="1"/>
+    <w:lsdException w:name="Table Colorful 3" w:semiHidden="1" w:unhideWhenUsed="1"/>
+    <w:lsdException w:name="Table Columns 1" w:semiHidden="1" w:unhideWhenUsed="1"/>
+    <w:lsdException w:name="Table Columns 2" w:semiHidden="1" w:unhideWhenUsed="1"/>
+    <w:lsdException w:name="Table Columns 3" w:semiHidden="1" w:unhideWhenUsed="1"/>
+    <w:lsdException w:name="Table Columns 4" w:semiHidden="1" w:unhideWhenUsed="1"/>
+    <w:lsdException w:name="Table Columns 5" w:semiHidden="1" w:unhideWhenUsed="1"/>
+    <w:lsdException w:name="Table Grid 1" w:semiHidden="1" w:unhideWhenUsed="1"/>
+    <w:lsdException w:name="Table Grid 2" w:semiHidden="1" w:unhideWhenUsed="1"/>
+    <w:lsdException w:name="Table Grid 3" w:semiHidden="1" w:unhideWhenUsed="1"/>
+    <w:lsdException w:name="Table Grid 4" w:semiHidden="1" w:unhideWhenUsed="1"/>
+    <w:lsdException w:name="Table Grid 5" w:semiHidden="1" w:unhideWhenUsed="1"/>
+    <w:lsdException w:name="Table Grid 6" w:semiHidden="1" w:unhideWhenUsed="1"/>
+    <w:lsdException w:name="Table Grid 7" w:semiHidden="1" w:unhideWhenUsed="1"/>
+    <w:lsdException w:name="Table Grid 8" w:semiHidden="1" w:unhideWhenUsed="1"/>
+    <w:lsdException w:name="Table List 1" w:semiHidden="1" w:unhideWhenUsed="1"/>
+    <w:lsdException w:name="Table List 2" w:semiHidden="1" w:unhideWhenUsed="1"/>
+    <w:lsdException w:name="Table List 3" w:semiHidden="1" w:unhideWhenUsed="1"/>
+    <w:lsdException w:name="Table List 4" w:semiHidden="1" w:unhideWhenUsed="1"/>
+    <w:lsdException w:name="Table List 5" w:semiHidden="1" w:unhideWhenUsed="1"/>
+    <w:lsdException w:name="Table List 6" w:semiHidden="1" w:unhideWhenUsed="1"/>
+    <w:lsdException w:name="Table List 7" w:semiHidden="1" w:unhideWhenUsed="1"/>
+    <w:lsdException w:name="Table List 8" w:semiHidden="1" w:unhideWhenUsed="1"/>
+    <w:lsdException w:name="Table 3D effects 1" w:semiHidden="1" w:unhideWhenUsed="1"/>
+    <w:lsdException w:name="Table 3D effects 2" w:semiHidden="1" w:unhideWhenUsed="1"/>
+    <w:lsdException w:name="Table 3D effects 3" w:semiHidden="1" w:unhideWhenUsed="1"/>
+    <w:lsdException w:name="Table Contemporary" w:semiHidden="1" w:unhideWhenUsed="1"/>
+    <w:lsdException w:name="Table Elegant" w:semiHidden="1" w:unhideWhenUsed="1"/>
+    <w:lsdException w:name="Table Professional" w:semiHidden="1" w:unhideWhenUsed="1"/>
+    <w:lsdException w:name="Table Subtle 1" w:semiHidden="1" w:unhideWhenUsed="1"/>
+    <w:lsdException w:name="Table Subtle 2" w:semiHidden="1" w:unhideWhenUsed="1"/>
+    <w:lsdException w:name="Table Web 1" w:semiHidden="1" w:unhideWhenUsed="1"/>
+    <w:lsdException w:name="Table Web 2" w:semiHidden="1" w:unhideWhenUsed="1"/>
+    <w:lsdException w:name="Table Web 3" w:semiHidden="1" w:unhideWhenUsed="1"/>
+    <w:lsdException w:name="Table Theme" w:semiHidden="1" w:unhideWhenUsed="1"/>
     <w:lsdException w:name="Placeholder Text" w:semiHidden="1" w:uiPriority="99"/>
     <w:lsdException w:name="No Spacing" w:uiPriority="1" w:qFormat="1"/>
     <w:lsdException w:name="Light Shading" w:uiPriority="60"/>
@@ -3047,6 +2940,115 @@
     <w:lsdException w:name="Book Title" w:uiPriority="33" w:qFormat="1"/>
     <w:lsdException w:name="Bibliography" w:semiHidden="1" w:uiPriority="37" w:unhideWhenUsed="1"/>
     <w:lsdException w:name="TOC Heading" w:semiHidden="1" w:uiPriority="39" w:unhideWhenUsed="1" w:qFormat="1"/>
+    <w:lsdException w:name="Plain Table 1" w:uiPriority="41"/>
+    <w:lsdException w:name="Plain Table 2" w:uiPriority="42"/>
+    <w:lsdException w:name="Plain Table 3" w:uiPriority="43"/>
+    <w:lsdException w:name="Plain Table 4" w:uiPriority="44"/>
+    <w:lsdException w:name="Plain Table 5" w:uiPriority="45"/>
+    <w:lsdException w:name="Grid Table Light" w:uiPriority="40"/>
+    <w:lsdException w:name="Grid Table 1 Light" w:uiPriority="46"/>
+    <w:lsdException w:name="Grid Table 2" w:uiPriority="47"/>
+    <w:lsdException w:name="Grid Table 3" w:uiPriority="48"/>
+    <w:lsdException w:name="Grid Table 4" w:uiPriority="49"/>
+    <w:lsdException w:name="Grid Table 5 Dark" w:uiPriority="50"/>
+    <w:lsdException w:name="Grid Table 6 Colorful" w:uiPriority="51"/>
+    <w:lsdException w:name="Grid Table 7 Colorful" w:uiPriority="52"/>
+    <w:lsdException w:name="Grid Table 1 Light Accent 1" w:uiPriority="46"/>
+    <w:lsdException w:name="Grid Table 2 Accent 1" w:uiPriority="47"/>
+    <w:lsdException w:name="Grid Table 3 Accent 1" w:uiPriority="48"/>
+    <w:lsdException w:name="Grid Table 4 Accent 1" w:uiPriority="49"/>
+    <w:lsdException w:name="Grid Table 5 Dark Accent 1" w:uiPriority="50"/>
+    <w:lsdException w:name="Grid Table 6 Colorful Accent 1" w:uiPriority="51"/>
+    <w:lsdException w:name="Grid Table 7 Colorful Accent 1" w:uiPriority="52"/>
+    <w:lsdException w:name="Grid Table 1 Light Accent 2" w:uiPriority="46"/>
+    <w:lsdException w:name="Grid Table 2 Accent 2" w:uiPriority="47"/>
+    <w:lsdException w:name="Grid Table 3 Accent 2" w:uiPriority="48"/>
+    <w:lsdException w:name="Grid Table 4 Accent 2" w:uiPriority="49"/>
+    <w:lsdException w:name="Grid Table 5 Dark Accent 2" w:uiPriority="50"/>
+    <w:lsdException w:name="Grid Table 6 Colorful Accent 2" w:uiPriority="51"/>
+    <w:lsdException w:name="Grid Table 7 Colorful Accent 2" w:uiPriority="52"/>
+    <w:lsdException w:name="Grid Table 1 Light Accent 3" w:uiPriority="46"/>
+    <w:lsdException w:name="Grid Table 2 Accent 3" w:uiPriority="47"/>
+    <w:lsdException w:name="Grid Table 3 Accent 3" w:uiPriority="48"/>
+    <w:lsdException w:name="Grid Table 4 Accent 3" w:uiPriority="49"/>
+    <w:lsdException w:name="Grid Table 5 Dark Accent 3" w:uiPriority="50"/>
+    <w:lsdException w:name="Grid Table 6 Colorful Accent 3" w:uiPriority="51"/>
+    <w:lsdException w:name="Grid Table 7 Colorful Accent 3" w:uiPriority="52"/>
+    <w:lsdException w:name="Grid Table 1 Light Accent 4" w:uiPriority="46"/>
+    <w:lsdException w:name="Grid Table 2 Accent 4" w:uiPriority="47"/>
+    <w:lsdException w:name="Grid Table 3 Accent 4" w:uiPriority="48"/>
+    <w:lsdException w:name="Grid Table 4 Accent 4" w:uiPriority="49"/>
+    <w:lsdException w:name="Grid Table 5 Dark Accent 4" w:uiPriority="50"/>
+    <w:lsdException w:name="Grid Table 6 Colorful Accent 4" w:uiPriority="51"/>
+    <w:lsdException w:name="Grid Table 7 Colorful Accent 4" w:uiPriority="52"/>
+    <w:lsdException w:name="Grid Table 1 Light Accent 5" w:uiPriority="46"/>
+    <w:lsdException w:name="Grid Table 2 Accent 5" w:uiPriority="47"/>
+    <w:lsdException w:name="Grid Table 3 Accent 5" w:uiPriority="48"/>
+    <w:lsdException w:name="Grid Table 4 Accent 5" w:uiPriority="49"/>
+    <w:lsdException w:name="Grid Table 5 Dark Accent 5" w:uiPriority="50"/>
+    <w:lsdException w:name="Grid Table 6 Colorful Accent 5" w:uiPriority="51"/>
+    <w:lsdException w:name="Grid Table 7 Colorful Accent 5" w:uiPriority="52"/>
+    <w:lsdException w:name="Grid Table 1 Light Accent 6" w:uiPriority="46"/>
+    <w:lsdException w:name="Grid Table 2 Accent 6" w:uiPriority="47"/>
+    <w:lsdException w:name="Grid Table 3 Accent 6" w:uiPriority="48"/>
+    <w:lsdException w:name="Grid Table 4 Accent 6" w:uiPriority="49"/>
+    <w:lsdException w:name="Grid Table 5 Dark Accent 6" w:uiPriority="50"/>
+    <w:lsdException w:name="Grid Table 6 Colorful Accent 6" w:uiPriority="51"/>
+    <w:lsdException w:name="Grid Table 7 Colorful Accent 6" w:uiPriority="52"/>
+    <w:lsdException w:name="List Table 1 Light" w:uiPriority="46"/>
+    <w:lsdException w:name="List Table 2" w:uiPriority="47"/>
+    <w:lsdException w:name="List Table 3" w:uiPriority="48"/>
+    <w:lsdException w:name="List Table 4" w:uiPriority="49"/>
+    <w:lsdException w:name="List Table 5 Dark" w:uiPriority="50"/>
+    <w:lsdException w:name="List Table 6 Colorful" w:uiPriority="51"/>
+    <w:lsdException w:name="List Table 7 Colorful" w:uiPriority="52"/>
+    <w:lsdException w:name="List Table 1 Light Accent 1" w:uiPriority="46"/>
+    <w:lsdException w:name="List Table 2 Accent 1" w:uiPriority="47"/>
+    <w:lsdException w:name="List Table 3 Accent 1" w:uiPriority="48"/>
+    <w:lsdException w:name="List Table 4 Accent 1" w:uiPriority="49"/>
+    <w:lsdException w:name="List Table 5 Dark Accent 1" w:uiPriority="50"/>
+    <w:lsdException w:name="List Table 6 Colorful Accent 1" w:uiPriority="51"/>
+    <w:lsdException w:name="List Table 7 Colorful Accent 1" w:uiPriority="52"/>
+    <w:lsdException w:name="List Table 1 Light Accent 2" w:uiPriority="46"/>
+    <w:lsdException w:name="List Table 2 Accent 2" w:uiPriority="47"/>
+    <w:lsdException w:name="List Table 3 Accent 2" w:uiPriority="48"/>
+    <w:lsdException w:name="List Table 4 Accent 2" w:uiPriority="49"/>
+    <w:lsdException w:name="List Table 5 Dark Accent 2" w:uiPriority="50"/>
+    <w:lsdException w:name="List Table 6 Colorful Accent 2" w:uiPriority="51"/>
+    <w:lsdException w:name="List Table 7 Colorful Accent 2" w:uiPriority="52"/>
+    <w:lsdException w:name="List Table 1 Light Accent 3" w:uiPriority="46"/>
+    <w:lsdException w:name="List Table 2 Accent 3" w:uiPriority="47"/>
+    <w:lsdException w:name="List Table 3 Accent 3" w:uiPriority="48"/>
+    <w:lsdException w:name="List Table 4 Accent 3" w:uiPriority="49"/>
+    <w:lsdException w:name="List Table 5 Dark Accent 3" w:uiPriority="50"/>
+    <w:lsdException w:name="List Table 6 Colorful Accent 3" w:uiPriority="51"/>
+    <w:lsdException w:name="List Table 7 Colorful Accent 3" w:uiPriority="52"/>
+    <w:lsdException w:name="List Table 1 Light Accent 4" w:uiPriority="46"/>
+    <w:lsdException w:name="List Table 2 Accent 4" w:uiPriority="47"/>
+    <w:lsdException w:name="List Table 3 Accent 4" w:uiPriority="48"/>
+    <w:lsdException w:name="List Table 4 Accent 4" w:uiPriority="49"/>
+    <w:lsdException w:name="List Table 5 Dark Accent 4" w:uiPriority="50"/>
+    <w:lsdException w:name="List Table 6 Colorful Accent 4" w:uiPriority="51"/>
+    <w:lsdException w:name="List Table 7 Colorful Accent 4" w:uiPriority="52"/>
+    <w:lsdException w:name="List Table 1 Light Accent 5" w:uiPriority="46"/>
+    <w:lsdException w:name="List Table 2 Accent 5" w:uiPriority="47"/>
+    <w:lsdException w:name="List Table 3 Accent 5" w:uiPriority="48"/>
+    <w:lsdException w:name="List Table 4 Accent 5" w:uiPriority="49"/>
+    <w:lsdException w:name="List Table 5 Dark Accent 5" w:uiPriority="50"/>
+    <w:lsdException w:name="List Table 6 Colorful Accent 5" w:uiPriority="51"/>
+    <w:lsdException w:name="List Table 7 Colorful Accent 5" w:uiPriority="52"/>
+    <w:lsdException w:name="List Table 1 Light Accent 6" w:uiPriority="46"/>
+    <w:lsdException w:name="List Table 2 Accent 6" w:uiPriority="47"/>
+    <w:lsdException w:name="List Table 3 Accent 6" w:uiPriority="48"/>
+    <w:lsdException w:name="List Table 4 Accent 6" w:uiPriority="49"/>
+    <w:lsdException w:name="List Table 5 Dark Accent 6" w:uiPriority="50"/>
+    <w:lsdException w:name="List Table 6 Colorful Accent 6" w:uiPriority="51"/>
+    <w:lsdException w:name="List Table 7 Colorful Accent 6" w:uiPriority="52"/>
+    <w:lsdException w:name="Mention" w:semiHidden="1" w:uiPriority="99" w:unhideWhenUsed="1"/>
+    <w:lsdException w:name="Smart Hyperlink" w:semiHidden="1" w:uiPriority="99" w:unhideWhenUsed="1"/>
+    <w:lsdException w:name="Hashtag" w:semiHidden="1" w:uiPriority="99" w:unhideWhenUsed="1"/>
+    <w:lsdException w:name="Unresolved Mention" w:semiHidden="1" w:uiPriority="99" w:unhideWhenUsed="1"/>
+    <w:lsdException w:name="Smart Link" w:semiHidden="1" w:uiPriority="99" w:unhideWhenUsed="1"/>
   </w:latentStyles>
   <w:style w:type="paragraph" w:default="1" w:styleId="Normal">
     <w:name w:val="Normal"/>
@@ -3232,196 +3234,6 @@
       <w:b/>
       <w:bCs/>
     </w:rPr>
-  </w:style>
-</w:styles>
-</file>
-
-<file path=word/stylesWithEffects.xml><?xml version="1.0" encoding="utf-8"?>
-<w:styles xmlns:wpc="http://schemas.microsoft.com/office/word/2010/wordprocessingCanvas" xmlns:mc="http://schemas.openxmlformats.org/markup-compatibility/2006" xmlns:o="urn:schemas-microsoft-com:office:office" xmlns:r="http://schemas.openxmlformats.org/officeDocument/2006/relationships" xmlns:m="http://schemas.openxmlformats.org/officeDocument/2006/math" xmlns:v="urn:schemas-microsoft-com:vml" xmlns:wp14="http://schemas.microsoft.com/office/word/2010/wordprocessingDrawing" xmlns:wp="http://schemas.openxmlformats.org/drawingml/2006/wordprocessingDrawing" xmlns:w10="urn:schemas-microsoft-com:office:word" xmlns:w="http://schemas.openxmlformats.org/wordprocessingml/2006/main" xmlns:w14="http://schemas.microsoft.com/office/word/2010/wordml" xmlns:wpg="http://schemas.microsoft.com/office/word/2010/wordprocessingGroup" xmlns:wpi="http://schemas.microsoft.com/office/word/2010/wordprocessingInk" xmlns:wne="http://schemas.microsoft.com/office/word/2006/wordml" xmlns:wps="http://schemas.microsoft.com/office/word/2010/wordprocessingShape" mc:Ignorable="w14 wp14">
-  <w:docDefaults>
-    <w:rPrDefault>
-      <w:rPr>
-        <w:rFonts w:asciiTheme="minorHAnsi" w:eastAsiaTheme="minorEastAsia" w:hAnsiTheme="minorHAnsi" w:cstheme="minorBidi"/>
-        <w:sz w:val="22"/>
-        <w:szCs w:val="22"/>
-        <w:lang w:val="en-US" w:eastAsia="en-US" w:bidi="ar-SA"/>
-      </w:rPr>
-    </w:rPrDefault>
-    <w:pPrDefault>
-      <w:pPr>
-        <w:spacing w:after="200" w:line="276" w:lineRule="auto"/>
-      </w:pPr>
-    </w:pPrDefault>
-  </w:docDefaults>
-  <w:latentStyles w:defLockedState="0" w:defUIPriority="99" w:defSemiHidden="1" w:defUnhideWhenUsed="1" w:defQFormat="0" w:count="267">
-    <w:lsdException w:name="Normal" w:semiHidden="0" w:uiPriority="0" w:unhideWhenUsed="0" w:qFormat="1"/>
-    <w:lsdException w:name="heading 1" w:semiHidden="0" w:uiPriority="9" w:unhideWhenUsed="0" w:qFormat="1"/>
-    <w:lsdException w:name="heading 2" w:uiPriority="9" w:qFormat="1"/>
-    <w:lsdException w:name="heading 3" w:uiPriority="9" w:qFormat="1"/>
-    <w:lsdException w:name="heading 4" w:uiPriority="9" w:qFormat="1"/>
-    <w:lsdException w:name="heading 5" w:uiPriority="9" w:qFormat="1"/>
-    <w:lsdException w:name="heading 6" w:uiPriority="9" w:qFormat="1"/>
-    <w:lsdException w:name="heading 7" w:uiPriority="9" w:qFormat="1"/>
-    <w:lsdException w:name="heading 8" w:uiPriority="9" w:qFormat="1"/>
-    <w:lsdException w:name="heading 9" w:uiPriority="9" w:qFormat="1"/>
-    <w:lsdException w:name="toc 1" w:uiPriority="39"/>
-    <w:lsdException w:name="toc 2" w:uiPriority="39"/>
-    <w:lsdException w:name="toc 3" w:uiPriority="39"/>
-    <w:lsdException w:name="toc 4" w:uiPriority="39"/>
-    <w:lsdException w:name="toc 5" w:uiPriority="39"/>
-    <w:lsdException w:name="toc 6" w:uiPriority="39"/>
-    <w:lsdException w:name="toc 7" w:uiPriority="39"/>
-    <w:lsdException w:name="toc 8" w:uiPriority="39"/>
-    <w:lsdException w:name="toc 9" w:uiPriority="39"/>
-    <w:lsdException w:name="caption" w:uiPriority="35" w:qFormat="1"/>
-    <w:lsdException w:name="Title" w:semiHidden="0" w:uiPriority="10" w:unhideWhenUsed="0" w:qFormat="1"/>
-    <w:lsdException w:name="Default Paragraph Font" w:uiPriority="1"/>
-    <w:lsdException w:name="Subtitle" w:semiHidden="0" w:uiPriority="11" w:unhideWhenUsed="0" w:qFormat="1"/>
-    <w:lsdException w:name="Strong" w:semiHidden="0" w:uiPriority="22" w:unhideWhenUsed="0" w:qFormat="1"/>
-    <w:lsdException w:name="Emphasis" w:semiHidden="0" w:uiPriority="20" w:unhideWhenUsed="0" w:qFormat="1"/>
-    <w:lsdException w:name="Table Grid" w:semiHidden="0" w:uiPriority="59" w:unhideWhenUsed="0"/>
-    <w:lsdException w:name="Placeholder Text" w:unhideWhenUsed="0"/>
-    <w:lsdException w:name="No Spacing" w:semiHidden="0" w:uiPriority="1" w:unhideWhenUsed="0" w:qFormat="1"/>
-    <w:lsdException w:name="Light Shading" w:semiHidden="0" w:uiPriority="60" w:unhideWhenUsed="0"/>
-    <w:lsdException w:name="Light List" w:semiHidden="0" w:uiPriority="61" w:unhideWhenUsed="0"/>
-    <w:lsdException w:name="Light Grid" w:semiHidden="0" w:uiPriority="62" w:unhideWhenUsed="0"/>
-    <w:lsdException w:name="Medium Shading 1" w:semiHidden="0" w:uiPriority="63" w:unhideWhenUsed="0"/>
-    <w:lsdException w:name="Medium Shading 2" w:semiHidden="0" w:uiPriority="64" w:unhideWhenUsed="0"/>
-    <w:lsdException w:name="Medium List 1" w:semiHidden="0" w:uiPriority="65" w:unhideWhenUsed="0"/>
-    <w:lsdException w:name="Medium List 2" w:semiHidden="0" w:uiPriority="66" w:unhideWhenUsed="0"/>
-    <w:lsdException w:name="Medium Grid 1" w:semiHidden="0" w:uiPriority="67" w:unhideWhenUsed="0"/>
-    <w:lsdException w:name="Medium Grid 2" w:semiHidden="0" w:uiPriority="68" w:unhideWhenUsed="0"/>
-    <w:lsdException w:name="Medium Grid 3" w:semiHidden="0" w:uiPriority="69" w:unhideWhenUsed="0"/>
-    <w:lsdException w:name="Dark List" w:semiHidden="0" w:uiPriority="70" w:unhideWhenUsed="0"/>
-    <w:lsdException w:name="Colorful Shading" w:semiHidden="0" w:uiPriority="71" w:unhideWhenUsed="0"/>
-    <w:lsdException w:name="Colorful List" w:semiHidden="0" w:uiPriority="72" w:unhideWhenUsed="0"/>
-    <w:lsdException w:name="Colorful Grid" w:semiHidden="0" w:uiPriority="73" w:unhideWhenUsed="0"/>
-    <w:lsdException w:name="Light Shading Accent 1" w:semiHidden="0" w:uiPriority="60" w:unhideWhenUsed="0"/>
-    <w:lsdException w:name="Light List Accent 1" w:semiHidden="0" w:uiPriority="61" w:unhideWhenUsed="0"/>
-    <w:lsdException w:name="Light Grid Accent 1" w:semiHidden="0" w:uiPriority="62" w:unhideWhenUsed="0"/>
-    <w:lsdException w:name="Medium Shading 1 Accent 1" w:semiHidden="0" w:uiPriority="63" w:unhideWhenUsed="0"/>
-    <w:lsdException w:name="Medium Shading 2 Accent 1" w:semiHidden="0" w:uiPriority="64" w:unhideWhenUsed="0"/>
-    <w:lsdException w:name="Medium List 1 Accent 1" w:semiHidden="0" w:uiPriority="65" w:unhideWhenUsed="0"/>
-    <w:lsdException w:name="Revision" w:unhideWhenUsed="0"/>
-    <w:lsdException w:name="List Paragraph" w:semiHidden="0" w:uiPriority="34" w:unhideWhenUsed="0" w:qFormat="1"/>
-    <w:lsdException w:name="Quote" w:semiHidden="0" w:uiPriority="29" w:unhideWhenUsed="0" w:qFormat="1"/>
-    <w:lsdException w:name="Intense Quote" w:semiHidden="0" w:uiPriority="30" w:unhideWhenUsed="0" w:qFormat="1"/>
-    <w:lsdException w:name="Medium List 2 Accent 1" w:semiHidden="0" w:uiPriority="66" w:unhideWhenUsed="0"/>
-    <w:lsdException w:name="Medium Grid 1 Accent 1" w:semiHidden="0" w:uiPriority="67" w:unhideWhenUsed="0"/>
-    <w:lsdException w:name="Medium Grid 2 Accent 1" w:semiHidden="0" w:uiPriority="68" w:unhideWhenUsed="0"/>
-    <w:lsdException w:name="Medium Grid 3 Accent 1" w:semiHidden="0" w:uiPriority="69" w:unhideWhenUsed="0"/>
-    <w:lsdException w:name="Dark List Accent 1" w:semiHidden="0" w:uiPriority="70" w:unhideWhenUsed="0"/>
-    <w:lsdException w:name="Colorful Shading Accent 1" w:semiHidden="0" w:uiPriority="71" w:unhideWhenUsed="0"/>
-    <w:lsdException w:name="Colorful List Accent 1" w:semiHidden="0" w:uiPriority="72" w:unhideWhenUsed="0"/>
-    <w:lsdException w:name="Colorful Grid Accent 1" w:semiHidden="0" w:uiPriority="73" w:unhideWhenUsed="0"/>
-    <w:lsdException w:name="Light Shading Accent 2" w:semiHidden="0" w:uiPriority="60" w:unhideWhenUsed="0"/>
-    <w:lsdException w:name="Light List Accent 2" w:semiHidden="0" w:uiPriority="61" w:unhideWhenUsed="0"/>
-    <w:lsdException w:name="Light Grid Accent 2" w:semiHidden="0" w:uiPriority="62" w:unhideWhenUsed="0"/>
-    <w:lsdException w:name="Medium Shading 1 Accent 2" w:semiHidden="0" w:uiPriority="63" w:unhideWhenUsed="0"/>
-    <w:lsdException w:name="Medium Shading 2 Accent 2" w:semiHidden="0" w:uiPriority="64" w:unhideWhenUsed="0"/>
-    <w:lsdException w:name="Medium List 1 Accent 2" w:semiHidden="0" w:uiPriority="65" w:unhideWhenUsed="0"/>
-    <w:lsdException w:name="Medium List 2 Accent 2" w:semiHidden="0" w:uiPriority="66" w:unhideWhenUsed="0"/>
-    <w:lsdException w:name="Medium Grid 1 Accent 2" w:semiHidden="0" w:uiPriority="67" w:unhideWhenUsed="0"/>
-    <w:lsdException w:name="Medium Grid 2 Accent 2" w:semiHidden="0" w:uiPriority="68" w:unhideWhenUsed="0"/>
-    <w:lsdException w:name="Medium Grid 3 Accent 2" w:semiHidden="0" w:uiPriority="69" w:unhideWhenUsed="0"/>
-    <w:lsdException w:name="Dark List Accent 2" w:semiHidden="0" w:uiPriority="70" w:unhideWhenUsed="0"/>
-    <w:lsdException w:name="Colorful Shading Accent 2" w:semiHidden="0" w:uiPriority="71" w:unhideWhenUsed="0"/>
-    <w:lsdException w:name="Colorful List Accent 2" w:semiHidden="0" w:uiPriority="72" w:unhideWhenUsed="0"/>
-    <w:lsdException w:name="Colorful Grid Accent 2" w:semiHidden="0" w:uiPriority="73" w:unhideWhenUsed="0"/>
-    <w:lsdException w:name="Light Shading Accent 3" w:semiHidden="0" w:uiPriority="60" w:unhideWhenUsed="0"/>
-    <w:lsdException w:name="Light List Accent 3" w:semiHidden="0" w:uiPriority="61" w:unhideWhenUsed="0"/>
-    <w:lsdException w:name="Light Grid Accent 3" w:semiHidden="0" w:uiPriority="62" w:unhideWhenUsed="0"/>
-    <w:lsdException w:name="Medium Shading 1 Accent 3" w:semiHidden="0" w:uiPriority="63" w:unhideWhenUsed="0"/>
-    <w:lsdException w:name="Medium Shading 2 Accent 3" w:semiHidden="0" w:uiPriority="64" w:unhideWhenUsed="0"/>
-    <w:lsdException w:name="Medium List 1 Accent 3" w:semiHidden="0" w:uiPriority="65" w:unhideWhenUsed="0"/>
-    <w:lsdException w:name="Medium List 2 Accent 3" w:semiHidden="0" w:uiPriority="66" w:unhideWhenUsed="0"/>
-    <w:lsdException w:name="Medium Grid 1 Accent 3" w:semiHidden="0" w:uiPriority="67" w:unhideWhenUsed="0"/>
-    <w:lsdException w:name="Medium Grid 2 Accent 3" w:semiHidden="0" w:uiPriority="68" w:unhideWhenUsed="0"/>
-    <w:lsdException w:name="Medium Grid 3 Accent 3" w:semiHidden="0" w:uiPriority="69" w:unhideWhenUsed="0"/>
-    <w:lsdException w:name="Dark List Accent 3" w:semiHidden="0" w:uiPriority="70" w:unhideWhenUsed="0"/>
-    <w:lsdException w:name="Colorful Shading Accent 3" w:semiHidden="0" w:uiPriority="71" w:unhideWhenUsed="0"/>
-    <w:lsdException w:name="Colorful List Accent 3" w:semiHidden="0" w:uiPriority="72" w:unhideWhenUsed="0"/>
-    <w:lsdException w:name="Colorful Grid Accent 3" w:semiHidden="0" w:uiPriority="73" w:unhideWhenUsed="0"/>
-    <w:lsdException w:name="Light Shading Accent 4" w:semiHidden="0" w:uiPriority="60" w:unhideWhenUsed="0"/>
-    <w:lsdException w:name="Light List Accent 4" w:semiHidden="0" w:uiPriority="61" w:unhideWhenUsed="0"/>
-    <w:lsdException w:name="Light Grid Accent 4" w:semiHidden="0" w:uiPriority="62" w:unhideWhenUsed="0"/>
-    <w:lsdException w:name="Medium Shading 1 Accent 4" w:semiHidden="0" w:uiPriority="63" w:unhideWhenUsed="0"/>
-    <w:lsdException w:name="Medium Shading 2 Accent 4" w:semiHidden="0" w:uiPriority="64" w:unhideWhenUsed="0"/>
-    <w:lsdException w:name="Medium List 1 Accent 4" w:semiHidden="0" w:uiPriority="65" w:unhideWhenUsed="0"/>
-    <w:lsdException w:name="Medium List 2 Accent 4" w:semiHidden="0" w:uiPriority="66" w:unhideWhenUsed="0"/>
-    <w:lsdException w:name="Medium Grid 1 Accent 4" w:semiHidden="0" w:uiPriority="67" w:unhideWhenUsed="0"/>
-    <w:lsdException w:name="Medium Grid 2 Accent 4" w:semiHidden="0" w:uiPriority="68" w:unhideWhenUsed="0"/>
-    <w:lsdException w:name="Medium Grid 3 Accent 4" w:semiHidden="0" w:uiPriority="69" w:unhideWhenUsed="0"/>
-    <w:lsdException w:name="Dark List Accent 4" w:semiHidden="0" w:uiPriority="70" w:unhideWhenUsed="0"/>
-    <w:lsdException w:name="Colorful Shading Accent 4" w:semiHidden="0" w:uiPriority="71" w:unhideWhenUsed="0"/>
-    <w:lsdException w:name="Colorful List Accent 4" w:semiHidden="0" w:uiPriority="72" w:unhideWhenUsed="0"/>
-    <w:lsdException w:name="Colorful Grid Accent 4" w:semiHidden="0" w:uiPriority="73" w:unhideWhenUsed="0"/>
-    <w:lsdException w:name="Light Shading Accent 5" w:semiHidden="0" w:uiPriority="60" w:unhideWhenUsed="0"/>
-    <w:lsdException w:name="Light List Accent 5" w:semiHidden="0" w:uiPriority="61" w:unhideWhenUsed="0"/>
-    <w:lsdException w:name="Light Grid Accent 5" w:semiHidden="0" w:uiPriority="62" w:unhideWhenUsed="0"/>
-    <w:lsdException w:name="Medium Shading 1 Accent 5" w:semiHidden="0" w:uiPriority="63" w:unhideWhenUsed="0"/>
-    <w:lsdException w:name="Medium Shading 2 Accent 5" w:semiHidden="0" w:uiPriority="64" w:unhideWhenUsed="0"/>
-    <w:lsdException w:name="Medium List 1 Accent 5" w:semiHidden="0" w:uiPriority="65" w:unhideWhenUsed="0"/>
-    <w:lsdException w:name="Medium List 2 Accent 5" w:semiHidden="0" w:uiPriority="66" w:unhideWhenUsed="0"/>
-    <w:lsdException w:name="Medium Grid 1 Accent 5" w:semiHidden="0" w:uiPriority="67" w:unhideWhenUsed="0"/>
-    <w:lsdException w:name="Medium Grid 2 Accent 5" w:semiHidden="0" w:uiPriority="68" w:unhideWhenUsed="0"/>
-    <w:lsdException w:name="Medium Grid 3 Accent 5" w:semiHidden="0" w:uiPriority="69" w:unhideWhenUsed="0"/>
-    <w:lsdException w:name="Dark List Accent 5" w:semiHidden="0" w:uiPriority="70" w:unhideWhenUsed="0"/>
-    <w:lsdException w:name="Colorful Shading Accent 5" w:semiHidden="0" w:uiPriority="71" w:unhideWhenUsed="0"/>
-    <w:lsdException w:name="Colorful List Accent 5" w:semiHidden="0" w:uiPriority="72" w:unhideWhenUsed="0"/>
-    <w:lsdException w:name="Colorful Grid Accent 5" w:semiHidden="0" w:uiPriority="73" w:unhideWhenUsed="0"/>
-    <w:lsdException w:name="Light Shading Accent 6" w:semiHidden="0" w:uiPriority="60" w:unhideWhenUsed="0"/>
-    <w:lsdException w:name="Light List Accent 6" w:semiHidden="0" w:uiPriority="61" w:unhideWhenUsed="0"/>
-    <w:lsdException w:name="Light Grid Accent 6" w:semiHidden="0" w:uiPriority="62" w:unhideWhenUsed="0"/>
-    <w:lsdException w:name="Medium Shading 1 Accent 6" w:semiHidden="0" w:uiPriority="63" w:unhideWhenUsed="0"/>
-    <w:lsdException w:name="Medium Shading 2 Accent 6" w:semiHidden="0" w:uiPriority="64" w:unhideWhenUsed="0"/>
-    <w:lsdException w:name="Medium List 1 Accent 6" w:semiHidden="0" w:uiPriority="65" w:unhideWhenUsed="0"/>
-    <w:lsdException w:name="Medium List 2 Accent 6" w:semiHidden="0" w:uiPriority="66" w:unhideWhenUsed="0"/>
-    <w:lsdException w:name="Medium Grid 1 Accent 6" w:semiHidden="0" w:uiPriority="67" w:unhideWhenUsed="0"/>
-    <w:lsdException w:name="Medium Grid 2 Accent 6" w:semiHidden="0" w:uiPriority="68" w:unhideWhenUsed="0"/>
-    <w:lsdException w:name="Medium Grid 3 Accent 6" w:semiHidden="0" w:uiPriority="69" w:unhideWhenUsed="0"/>
-    <w:lsdException w:name="Dark List Accent 6" w:semiHidden="0" w:uiPriority="70" w:unhideWhenUsed="0"/>
-    <w:lsdException w:name="Colorful Shading Accent 6" w:semiHidden="0" w:uiPriority="71" w:unhideWhenUsed="0"/>
-    <w:lsdException w:name="Colorful List Accent 6" w:semiHidden="0" w:uiPriority="72" w:unhideWhenUsed="0"/>
-    <w:lsdException w:name="Colorful Grid Accent 6" w:semiHidden="0" w:uiPriority="73" w:unhideWhenUsed="0"/>
-    <w:lsdException w:name="Subtle Emphasis" w:semiHidden="0" w:uiPriority="19" w:unhideWhenUsed="0" w:qFormat="1"/>
-    <w:lsdException w:name="Intense Emphasis" w:semiHidden="0" w:uiPriority="21" w:unhideWhenUsed="0" w:qFormat="1"/>
-    <w:lsdException w:name="Subtle Reference" w:semiHidden="0" w:uiPriority="31" w:unhideWhenUsed="0" w:qFormat="1"/>
-    <w:lsdException w:name="Intense Reference" w:semiHidden="0" w:uiPriority="32" w:unhideWhenUsed="0" w:qFormat="1"/>
-    <w:lsdException w:name="Book Title" w:semiHidden="0" w:uiPriority="33" w:unhideWhenUsed="0" w:qFormat="1"/>
-    <w:lsdException w:name="Bibliography" w:uiPriority="37"/>
-    <w:lsdException w:name="TOC Heading" w:uiPriority="39" w:qFormat="1"/>
-  </w:latentStyles>
-  <w:style w:type="paragraph" w:default="1" w:styleId="Normal">
-    <w:name w:val="Normal"/>
-    <w:qFormat/>
-  </w:style>
-  <w:style w:type="character" w:default="1" w:styleId="DefaultParagraphFont">
-    <w:name w:val="Default Paragraph Font"/>
-    <w:uiPriority w:val="1"/>
-    <w:semiHidden/>
-    <w:unhideWhenUsed/>
-  </w:style>
-  <w:style w:type="table" w:default="1" w:styleId="TableNormal">
-    <w:name w:val="Normal Table"/>
-    <w:uiPriority w:val="99"/>
-    <w:semiHidden/>
-    <w:unhideWhenUsed/>
-    <w:tblPr>
-      <w:tblInd w:w="0" w:type="dxa"/>
-      <w:tblCellMar>
-        <w:top w:w="0" w:type="dxa"/>
-        <w:left w:w="108" w:type="dxa"/>
-        <w:bottom w:w="0" w:type="dxa"/>
-        <w:right w:w="108" w:type="dxa"/>
-      </w:tblCellMar>
-    </w:tblPr>
-  </w:style>
-  <w:style w:type="numbering" w:default="1" w:styleId="NoList">
-    <w:name w:val="No List"/>
-    <w:uiPriority w:val="99"/>
-    <w:semiHidden/>
-    <w:unhideWhenUsed/>
   </w:style>
 </w:styles>
 </file>
@@ -3709,4 +3521,10 @@
   <a:objectDefaults/>
   <a:extraClrSchemeLst/>
 </a:theme>
+</file>
+
+<file path=docMetadata/LabelInfo.xml><?xml version="1.0" encoding="utf-8"?>
+<clbl:labelList xmlns:clbl="http://schemas.microsoft.com/office/2020/mipLabelMetadata">
+  <clbl:label id="{6dd02d64-b7f3-43f7-a145-cfd68d338edf}" enabled="1" method="Standard" siteId="{0693b5ba-4b18-4d7b-9341-f32f400a5494}" contentBits="0" removed="0"/>
+</clbl:labelList>
 </file>